--- a/eng/docx/25.content.docx
+++ b/eng/docx/25.content.docx
@@ -45,19 +45,7 @@
         <w:rPr>
           <w:lang w:val="en_US" w:bidi="en_US"/>
         </w:rPr>
-        <w:t xml:space="preserve"> is based on: </w:t>
-      </w:r>
-      <w:r>
-        <w:rPr>
-          <w:lang w:val="en_US" w:bidi="en_US"/>
-        </w:rPr>
-        <w:t>unfoldingWord® Literal Text</w:t>
-      </w:r>
-      <w:r>
-        <w:rPr>
-          <w:lang w:val="en_US" w:bidi="en_US"/>
-        </w:rPr>
-        <w:t xml:space="preserve">, </w:t>
+        <w:t xml:space="preserve"> © 2022 </w:t>
       </w:r>
       <w:hyperlink r:id="rId13">
         <w:r>
@@ -75,7 +63,7 @@
         <w:rPr>
           <w:lang w:val="en_US" w:bidi="en_US"/>
         </w:rPr>
-        <w:t xml:space="preserve">, 2022, which is licensed under a </w:t>
+        <w:t xml:space="preserve">, licensed under a </w:t>
       </w:r>
       <w:hyperlink r:id="rId14">
         <w:r>
@@ -94,25 +82,6 @@
           <w:lang w:val="en_US" w:bidi="en_US"/>
         </w:rPr>
         <w:t>.</w:t>
-      </w:r>
-      <w:r>
-        <w:rPr>
-          <w:lang w:val="en_US" w:bidi="en_US"/>
-        </w:rPr>
-      </w:r>
-    </w:p>
-    <w:p>
-      <w:pPr/>
-      <w:r>
-        <w:rPr>
-          <w:lang w:val="en_US" w:bidi="en_US"/>
-        </w:rPr>
-      </w:r>
-      <w:r>
-        <w:rPr>
-          <w:lang w:val="en_US" w:bidi="en_US"/>
-        </w:rPr>
-        <w:t>This PDF version is provided under the same license.</w:t>
       </w:r>
       <w:r>
         <w:rPr>
@@ -212,14 +181,6 @@
       </w:pPr>
     </w:p>
     <w:p>
-      <w:pPr/>
-      <w:r>
-        <w:rPr>
-          <w:lang w:val="en_US" w:bidi="en_US"/>
-        </w:rPr>
-      </w:r>
-    </w:p>
-    <w:p>
       <w:pPr>
         <w:pStyle w:val="Heading2"/>
       </w:pPr>
@@ -253,25 +214,7 @@
         <w:rPr>
           <w:lang w:val="en_US" w:bidi="en_US"/>
         </w:rPr>
-        <w:t xml:space="preserve"> O how she sits alone, that city, a mighty people. She has become like a widow, mighty among nations. A princess among the provinces, she became a slave.</w:t>
-      </w:r>
-      <w:r>
-        <w:rPr>
-          <w:lang w:val="en_US" w:bidi="en_US"/>
-        </w:rPr>
-      </w:r>
-      <w:r>
-        <w:rPr>
-          <w:lang w:val="en_US" w:bidi="en_US"/>
-        </w:rPr>
-      </w:r>
-    </w:p>
-    <w:p>
-      <w:pPr/>
-      <w:r>
-        <w:rPr>
-          <w:lang w:val="en_US" w:bidi="en_US"/>
-        </w:rPr>
+        <w:t xml:space="preserve"> How she sits alone, the city that was great with people! She has become like a widow who was great among the nations. The princess among the provinces has become a forced laborer.</w:t>
       </w:r>
     </w:p>
     <w:p>
@@ -292,25 +235,7 @@
         <w:rPr>
           <w:lang w:val="en_US" w:bidi="en_US"/>
         </w:rPr>
-        <w:t xml:space="preserve"> She weeps excessively in the night and her tears are on her cheeks. Of all her lovers, no one brings her comfort. All her friends betrayed her. They have become for her enemies.</w:t>
-      </w:r>
-      <w:r>
-        <w:rPr>
-          <w:lang w:val="en_US" w:bidi="en_US"/>
-        </w:rPr>
-      </w:r>
-      <w:r>
-        <w:rPr>
-          <w:lang w:val="en_US" w:bidi="en_US"/>
-        </w:rPr>
-      </w:r>
-    </w:p>
-    <w:p>
-      <w:pPr/>
-      <w:r>
-        <w:rPr>
-          <w:lang w:val="en_US" w:bidi="en_US"/>
-        </w:rPr>
+        <w:t xml:space="preserve"> She weeps bitterly in the night, and her tears are on her cheeks. She has no comforter from all those who love her. All her companions have betrayed her; they have become enemies to her.</w:t>
       </w:r>
     </w:p>
     <w:p>
@@ -331,25 +256,7 @@
         <w:rPr>
           <w:lang w:val="en_US" w:bidi="en_US"/>
         </w:rPr>
-        <w:t xml:space="preserve"> Judah is exiled, for affliction and great servitude. She sits among the nations. She finds no rest. All of her pursuers overtake her in the midst of distress.</w:t>
-      </w:r>
-      <w:r>
-        <w:rPr>
-          <w:lang w:val="en_US" w:bidi="en_US"/>
-        </w:rPr>
-      </w:r>
-      <w:r>
-        <w:rPr>
-          <w:lang w:val="en_US" w:bidi="en_US"/>
-        </w:rPr>
-      </w:r>
-    </w:p>
-    <w:p>
-      <w:pPr/>
-      <w:r>
-        <w:rPr>
-          <w:lang w:val="en_US" w:bidi="en_US"/>
-        </w:rPr>
+        <w:t xml:space="preserve"> Judah has gone into exile from affliction and from the greatness of forced labor. She herself has settled among the nations; she has not found a resting place. All her pursuers have overtaken her between the narrow passes.</w:t>
       </w:r>
     </w:p>
     <w:p>
@@ -370,25 +277,7 @@
         <w:rPr>
           <w:lang w:val="en_US" w:bidi="en_US"/>
         </w:rPr>
-        <w:t xml:space="preserve"> The roads of Zion mourn; no one is coming to the appointed time. All her gates are desolate. Her priests are groaning. Her virgins are grieving and she makes herself bitter.</w:t>
-      </w:r>
-      <w:r>
-        <w:rPr>
-          <w:lang w:val="en_US" w:bidi="en_US"/>
-        </w:rPr>
-      </w:r>
-      <w:r>
-        <w:rPr>
-          <w:lang w:val="en_US" w:bidi="en_US"/>
-        </w:rPr>
-      </w:r>
-    </w:p>
-    <w:p>
-      <w:pPr/>
-      <w:r>
-        <w:rPr>
-          <w:lang w:val="en_US" w:bidi="en_US"/>
-        </w:rPr>
+        <w:t xml:space="preserve"> The roads of Zion are mourning because no one is coming to the appointed feast. All her gates are desolate; her priests are groaning. Her young women are grieving, and it is bitter to her.</w:t>
       </w:r>
     </w:p>
     <w:p>
@@ -409,25 +298,7 @@
         <w:rPr>
           <w:lang w:val="en_US" w:bidi="en_US"/>
         </w:rPr>
-        <w:t xml:space="preserve"> Her adversaries have become a chief; her enemies prosper for Yahweh has afflicted her because of her many transgressions. Her children go into captivity before the adversary.</w:t>
-      </w:r>
-      <w:r>
-        <w:rPr>
-          <w:lang w:val="en_US" w:bidi="en_US"/>
-        </w:rPr>
-      </w:r>
-      <w:r>
-        <w:rPr>
-          <w:lang w:val="en_US" w:bidi="en_US"/>
-        </w:rPr>
-      </w:r>
-    </w:p>
-    <w:p>
-      <w:pPr/>
-      <w:r>
-        <w:rPr>
-          <w:lang w:val="en_US" w:bidi="en_US"/>
-        </w:rPr>
+        <w:t xml:space="preserve"> Her adversaries have become the head; her enemies are prospering, for Yahweh has afflicted her over the greatness of her transgressions. Her children have gone away as captives before the adversary.</w:t>
       </w:r>
     </w:p>
     <w:p>
@@ -448,25 +319,7 @@
         <w:rPr>
           <w:lang w:val="en_US" w:bidi="en_US"/>
         </w:rPr>
-        <w:t xml:space="preserve"> All her splendor was sent out from the daughter of Zion. Her princes have become like deer; they do not find a pasture and they go without strength before the pursuer.</w:t>
-      </w:r>
-      <w:r>
-        <w:rPr>
-          <w:lang w:val="en_US" w:bidi="en_US"/>
-        </w:rPr>
-      </w:r>
-      <w:r>
-        <w:rPr>
-          <w:lang w:val="en_US" w:bidi="en_US"/>
-        </w:rPr>
-      </w:r>
-    </w:p>
-    <w:p>
-      <w:pPr/>
-      <w:r>
-        <w:rPr>
-          <w:lang w:val="en_US" w:bidi="en_US"/>
-        </w:rPr>
+        <w:t xml:space="preserve"> And from the daughter of Zion all her majesty has departed. Her princes have become like deer that have found no pasture. And they have walked without strength before the pursuer.</w:t>
       </w:r>
     </w:p>
     <w:p>
@@ -487,25 +340,7 @@
         <w:rPr>
           <w:lang w:val="en_US" w:bidi="en_US"/>
         </w:rPr>
-        <w:t xml:space="preserve"> Jerusalem remembers the days of her affliction and her homelessness, all her treasures which were from former days. When her people fell into the hand of the adversary and there was no one to help her, the adversaries saw her. They laughed over her destruction.</w:t>
-      </w:r>
-      <w:r>
-        <w:rPr>
-          <w:lang w:val="en_US" w:bidi="en_US"/>
-        </w:rPr>
-      </w:r>
-      <w:r>
-        <w:rPr>
-          <w:lang w:val="en_US" w:bidi="en_US"/>
-        </w:rPr>
-      </w:r>
-    </w:p>
-    <w:p>
-      <w:pPr/>
-      <w:r>
-        <w:rPr>
-          <w:lang w:val="en_US" w:bidi="en_US"/>
-        </w:rPr>
+        <w:t xml:space="preserve"> Jerusalem remembered in the days of her affliction and of her wanderings, all her precious things that were from the days of old. When her people fell into the hand of the adversary and there was no helper for her, the adversaries saw her; they laughed over her collapse.</w:t>
       </w:r>
     </w:p>
     <w:p>
@@ -526,25 +361,7 @@
         <w:rPr>
           <w:lang w:val="en_US" w:bidi="en_US"/>
         </w:rPr>
-        <w:t xml:space="preserve"> Jerusalem sinned greatly; therefore, she became filth. All her glory is scorned, for they have seen her nakedness; again, she groans and turns away.</w:t>
-      </w:r>
-      <w:r>
-        <w:rPr>
-          <w:lang w:val="en_US" w:bidi="en_US"/>
-        </w:rPr>
-      </w:r>
-      <w:r>
-        <w:rPr>
-          <w:lang w:val="en_US" w:bidi="en_US"/>
-        </w:rPr>
-      </w:r>
-    </w:p>
-    <w:p>
-      <w:pPr/>
-      <w:r>
-        <w:rPr>
-          <w:lang w:val="en_US" w:bidi="en_US"/>
-        </w:rPr>
+        <w:t xml:space="preserve"> Jerusalem has grievously sinned; therefore she has become an abhorrence. All who honored her have despised her, because they have seen her nakedness. And she herself has groaned and turned backward.</w:t>
       </w:r>
     </w:p>
     <w:p>
@@ -565,25 +382,7 @@
         <w:rPr>
           <w:lang w:val="en_US" w:bidi="en_US"/>
         </w:rPr>
-        <w:t xml:space="preserve"> Her uncleanness is in her skirt. She did not remember her end and her descent was marvelous. There was no comforter for her. “O, Yahweh, see my affliction, for the enemy is great!”</w:t>
-      </w:r>
-      <w:r>
-        <w:rPr>
-          <w:lang w:val="en_US" w:bidi="en_US"/>
-        </w:rPr>
-      </w:r>
-      <w:r>
-        <w:rPr>
-          <w:lang w:val="en_US" w:bidi="en_US"/>
-        </w:rPr>
-      </w:r>
-    </w:p>
-    <w:p>
-      <w:pPr/>
-      <w:r>
-        <w:rPr>
-          <w:lang w:val="en_US" w:bidi="en_US"/>
-        </w:rPr>
+        <w:t xml:space="preserve"> Her uncleanness is in her skirts; she did not remember her end. And she went down astonishingly; there is no comforter for her. “See, Yahweh, my affliction, for the enemy has magnified himself.”</w:t>
       </w:r>
     </w:p>
     <w:p>
@@ -604,25 +403,7 @@
         <w:rPr>
           <w:lang w:val="en_US" w:bidi="en_US"/>
         </w:rPr>
-        <w:t xml:space="preserve"> The adversary spread his hand over all her treasures. So, she saw the nations; they entered her sanctuary, those whom you ordered they not enter into your assembly.</w:t>
-      </w:r>
-      <w:r>
-        <w:rPr>
-          <w:lang w:val="en_US" w:bidi="en_US"/>
-        </w:rPr>
-      </w:r>
-      <w:r>
-        <w:rPr>
-          <w:lang w:val="en_US" w:bidi="en_US"/>
-        </w:rPr>
-      </w:r>
-    </w:p>
-    <w:p>
-      <w:pPr/>
-      <w:r>
-        <w:rPr>
-          <w:lang w:val="en_US" w:bidi="en_US"/>
-        </w:rPr>
+        <w:t xml:space="preserve"> The adversary has spread out his hand over all her precious things, for she has seen nations entering her sanctuary— those whom you commanded should not enter your assembly.</w:t>
       </w:r>
     </w:p>
     <w:p>
@@ -643,25 +424,7 @@
         <w:rPr>
           <w:lang w:val="en_US" w:bidi="en_US"/>
         </w:rPr>
-        <w:t xml:space="preserve"> All her people are groaning, searching for bread. They give their treasures to restore life with food. “O, Yahweh, look and see, for I have become worthless.</w:t>
-      </w:r>
-      <w:r>
-        <w:rPr>
-          <w:lang w:val="en_US" w:bidi="en_US"/>
-        </w:rPr>
-      </w:r>
-      <w:r>
-        <w:rPr>
-          <w:lang w:val="en_US" w:bidi="en_US"/>
-        </w:rPr>
-      </w:r>
-    </w:p>
-    <w:p>
-      <w:pPr/>
-      <w:r>
-        <w:rPr>
-          <w:lang w:val="en_US" w:bidi="en_US"/>
-        </w:rPr>
+        <w:t xml:space="preserve"> All her people are groaning, seeking bread. They have given their precious things for food to restore life. “See, Yahweh, and look, for I have become despised.”</w:t>
       </w:r>
     </w:p>
     <w:p>
@@ -682,25 +445,7 @@
         <w:rPr>
           <w:lang w:val="en_US" w:bidi="en_US"/>
         </w:rPr>
-        <w:t xml:space="preserve"> Is it nothing to you, all those passing by the way? Look and see if there is any sorrow like my sorrow, which has been forced on me, which Yahweh inflicted on the day of his fierce anger.</w:t>
-      </w:r>
-      <w:r>
-        <w:rPr>
-          <w:lang w:val="en_US" w:bidi="en_US"/>
-        </w:rPr>
-      </w:r>
-      <w:r>
-        <w:rPr>
-          <w:lang w:val="en_US" w:bidi="en_US"/>
-        </w:rPr>
-      </w:r>
-    </w:p>
-    <w:p>
-      <w:pPr/>
-      <w:r>
-        <w:rPr>
-          <w:lang w:val="en_US" w:bidi="en_US"/>
-        </w:rPr>
+        <w:t xml:space="preserve"> “Is it nothing to you, all you who pass along the way? Look and see if there is any pain like my pain that has been done to me, which Yahweh has inflicted on the day of his burning anger.</w:t>
       </w:r>
     </w:p>
     <w:p>
@@ -721,25 +466,7 @@
         <w:rPr>
           <w:lang w:val="en_US" w:bidi="en_US"/>
         </w:rPr>
-        <w:t xml:space="preserve"> From on high, he sent fire into my bones and brought it down. He spread a net for my feet and turned me away. He made me desolate, every day of menstration.</w:t>
-      </w:r>
-      <w:r>
-        <w:rPr>
-          <w:lang w:val="en_US" w:bidi="en_US"/>
-        </w:rPr>
-      </w:r>
-      <w:r>
-        <w:rPr>
-          <w:lang w:val="en_US" w:bidi="en_US"/>
-        </w:rPr>
-      </w:r>
-    </w:p>
-    <w:p>
-      <w:pPr/>
-      <w:r>
-        <w:rPr>
-          <w:lang w:val="en_US" w:bidi="en_US"/>
-        </w:rPr>
+        <w:t xml:space="preserve"> From on high he sent fire into my bones, and it ruled over them. He spread a net for my feet; he turned me back. He made me desolate, faint all the day.</w:t>
       </w:r>
     </w:p>
     <w:p>
@@ -760,25 +487,7 @@
         <w:rPr>
           <w:lang w:val="en_US" w:bidi="en_US"/>
         </w:rPr>
-        <w:t xml:space="preserve"> The yoke of my transgressions is bound. They are knit by his hand. They are placed upon my neck. My strength is made to stumble. The Lord appointed me with hands I cannot raise.</w:t>
-      </w:r>
-      <w:r>
-        <w:rPr>
-          <w:lang w:val="en_US" w:bidi="en_US"/>
-        </w:rPr>
-      </w:r>
-      <w:r>
-        <w:rPr>
-          <w:lang w:val="en_US" w:bidi="en_US"/>
-        </w:rPr>
-      </w:r>
-    </w:p>
-    <w:p>
-      <w:pPr/>
-      <w:r>
-        <w:rPr>
-          <w:lang w:val="en_US" w:bidi="en_US"/>
-        </w:rPr>
+        <w:t xml:space="preserve"> The yoke of my transgressions was bound fast, they are intertwined by his hand; they have come up onto my neck. He has caused my strength to stumble; the Lord has given me into the hands of those I am not able to rise against.</w:t>
       </w:r>
     </w:p>
     <w:p>
@@ -799,25 +508,7 @@
         <w:rPr>
           <w:lang w:val="en_US" w:bidi="en_US"/>
         </w:rPr>
-        <w:t xml:space="preserve"> The Lord has rejected all my mighty men in my midst. He has spoken against me an appointed time to destroy my young men. The Lord has tread the winepress for the virgin daughter of Judah.</w:t>
-      </w:r>
-      <w:r>
-        <w:rPr>
-          <w:lang w:val="en_US" w:bidi="en_US"/>
-        </w:rPr>
-      </w:r>
-      <w:r>
-        <w:rPr>
-          <w:lang w:val="en_US" w:bidi="en_US"/>
-        </w:rPr>
-      </w:r>
-    </w:p>
-    <w:p>
-      <w:pPr/>
-      <w:r>
-        <w:rPr>
-          <w:lang w:val="en_US" w:bidi="en_US"/>
-        </w:rPr>
+        <w:t xml:space="preserve"> The Lord has rejected all the mighty men in my midst. He has called an appointed time against me to crush my young men. The Lord has trodden the winepress for the virgin daughter of Judah.</w:t>
       </w:r>
     </w:p>
     <w:p>
@@ -838,25 +529,7 @@
         <w:rPr>
           <w:lang w:val="en_US" w:bidi="en_US"/>
         </w:rPr>
-        <w:t xml:space="preserve"> Because of these things, I weep. O my eyes, my eyes overflow with water; for the comforter is far from me, one who restores my life. My sons have become desolate, for the enemy is made mighty.”</w:t>
-      </w:r>
-      <w:r>
-        <w:rPr>
-          <w:lang w:val="en_US" w:bidi="en_US"/>
-        </w:rPr>
-      </w:r>
-      <w:r>
-        <w:rPr>
-          <w:lang w:val="en_US" w:bidi="en_US"/>
-        </w:rPr>
-      </w:r>
-    </w:p>
-    <w:p>
-      <w:pPr/>
-      <w:r>
-        <w:rPr>
-          <w:lang w:val="en_US" w:bidi="en_US"/>
-        </w:rPr>
+        <w:t xml:space="preserve"> Over these things I, I am weeping; my eye, my eye is running down with water, for a comforter who restores my life is far from me. My sons are desolate because the enemy has prevailed.”</w:t>
       </w:r>
     </w:p>
     <w:p>
@@ -877,25 +550,7 @@
         <w:rPr>
           <w:lang w:val="en_US" w:bidi="en_US"/>
         </w:rPr>
-        <w:t xml:space="preserve"> Zion has spread her hands wide; there is no comforter for her. Yahweh commanded that those surrounding Jacob be his adversaries. Jerusalem has become filth in their midst.</w:t>
-      </w:r>
-      <w:r>
-        <w:rPr>
-          <w:lang w:val="en_US" w:bidi="en_US"/>
-        </w:rPr>
-      </w:r>
-      <w:r>
-        <w:rPr>
-          <w:lang w:val="en_US" w:bidi="en_US"/>
-        </w:rPr>
-      </w:r>
-    </w:p>
-    <w:p>
-      <w:pPr/>
-      <w:r>
-        <w:rPr>
-          <w:lang w:val="en_US" w:bidi="en_US"/>
-        </w:rPr>
+        <w:t xml:space="preserve"> Zion has spread out her hands; there is no comforter for her. Yahweh has commanded against Jacob that his adversaries {should} be around him. Jerusalem has become an abhorrence among them.</w:t>
       </w:r>
     </w:p>
     <w:p>
@@ -916,25 +571,7 @@
         <w:rPr>
           <w:lang w:val="en_US" w:bidi="en_US"/>
         </w:rPr>
-        <w:t xml:space="preserve"> “Yahweh is surely righteous, for I disobeyed his word. Hear, all peoples, and see my sorrow. My virgins and my young men have gone into captivity.</w:t>
-      </w:r>
-      <w:r>
-        <w:rPr>
-          <w:lang w:val="en_US" w:bidi="en_US"/>
-        </w:rPr>
-      </w:r>
-      <w:r>
-        <w:rPr>
-          <w:lang w:val="en_US" w:bidi="en_US"/>
-        </w:rPr>
-      </w:r>
-    </w:p>
-    <w:p>
-      <w:pPr/>
-      <w:r>
-        <w:rPr>
-          <w:lang w:val="en_US" w:bidi="en_US"/>
-        </w:rPr>
+        <w:t xml:space="preserve"> “Yahweh {is} righteous, for I have rebelled against his mouth. Hear, please, all peoples, and see my pain. My young women and my young men have gone into captivity.</w:t>
       </w:r>
     </w:p>
     <w:p>
@@ -955,25 +592,7 @@
         <w:rPr>
           <w:lang w:val="en_US" w:bidi="en_US"/>
         </w:rPr>
-        <w:t xml:space="preserve"> I called to my lovers; they deceived me. My priests and my elders perished in the city, while they sought their food and restored their life.</w:t>
-      </w:r>
-      <w:r>
-        <w:rPr>
-          <w:lang w:val="en_US" w:bidi="en_US"/>
-        </w:rPr>
-      </w:r>
-      <w:r>
-        <w:rPr>
-          <w:lang w:val="en_US" w:bidi="en_US"/>
-        </w:rPr>
-      </w:r>
-    </w:p>
-    <w:p>
-      <w:pPr/>
-      <w:r>
-        <w:rPr>
-          <w:lang w:val="en_US" w:bidi="en_US"/>
-        </w:rPr>
+        <w:t xml:space="preserve"> I called to those who love me; they, they deceived me. My priests and my elders expired in the city, when they were seeking food for themselves to restore their life.</w:t>
       </w:r>
     </w:p>
     <w:p>
@@ -994,25 +613,7 @@
         <w:rPr>
           <w:lang w:val="en_US" w:bidi="en_US"/>
         </w:rPr>
-        <w:t xml:space="preserve"> Look, O Yahweh, for I am engulfed; my stomach churns, my heart is undone within me, for I have disobeyed grievously. From the outside, the sword makes a barren womb inside a house like death.</w:t>
-      </w:r>
-      <w:r>
-        <w:rPr>
-          <w:lang w:val="en_US" w:bidi="en_US"/>
-        </w:rPr>
-      </w:r>
-      <w:r>
-        <w:rPr>
-          <w:lang w:val="en_US" w:bidi="en_US"/>
-        </w:rPr>
-      </w:r>
-    </w:p>
-    <w:p>
-      <w:pPr/>
-      <w:r>
-        <w:rPr>
-          <w:lang w:val="en_US" w:bidi="en_US"/>
-        </w:rPr>
+        <w:t xml:space="preserve"> See, Yahweh, for I am in distress; my inward parts are churning; my heart has been overturned within me, for I have bitterly rebelled. Outside the sword bereaves; inside {it} is like death.</w:t>
       </w:r>
     </w:p>
     <w:p>
@@ -1033,25 +634,7 @@
         <w:rPr>
           <w:lang w:val="en_US" w:bidi="en_US"/>
         </w:rPr>
-        <w:t xml:space="preserve"> Hear, for I am groaning. There is no comforter for me. All my enemies heard my trouble. They rejoiced that you did it. You brought about the day you declared. Yet, may they become like me.</w:t>
-      </w:r>
-      <w:r>
-        <w:rPr>
-          <w:lang w:val="en_US" w:bidi="en_US"/>
-        </w:rPr>
-      </w:r>
-      <w:r>
-        <w:rPr>
-          <w:lang w:val="en_US" w:bidi="en_US"/>
-        </w:rPr>
-      </w:r>
-    </w:p>
-    <w:p>
-      <w:pPr/>
-      <w:r>
-        <w:rPr>
-          <w:lang w:val="en_US" w:bidi="en_US"/>
-        </w:rPr>
+        <w:t xml:space="preserve"> They have heard that I am groaning; there is no comforter for me. All my enemies have heard of my calamity; they have rejoiced, because you have done it. You have brought the day you proclaimed, and let them be like me.</w:t>
       </w:r>
     </w:p>
     <w:p>
@@ -1072,25 +655,7 @@
         <w:rPr>
           <w:lang w:val="en_US" w:bidi="en_US"/>
         </w:rPr>
-        <w:t xml:space="preserve"> May all their evil come before you and deal with them just as you have dealt with me because of all my transgressions. For my groans are many and my heart is faint.”</w:t>
-      </w:r>
-      <w:r>
-        <w:rPr>
-          <w:lang w:val="en_US" w:bidi="en_US"/>
-        </w:rPr>
-      </w:r>
-      <w:r>
-        <w:rPr>
-          <w:lang w:val="en_US" w:bidi="en_US"/>
-        </w:rPr>
-      </w:r>
-    </w:p>
-    <w:p>
-      <w:pPr/>
-      <w:r>
-        <w:rPr>
-          <w:lang w:val="en_US" w:bidi="en_US"/>
-        </w:rPr>
+        <w:t xml:space="preserve"> Let all their evil come before you, and deal with them as you have dealt with me over all my transgressions, for my groaning {is} many and my heart {is} faint.”</w:t>
       </w:r>
     </w:p>
     <w:p>
@@ -1127,25 +692,7 @@
         <w:rPr>
           <w:lang w:val="en_US" w:bidi="en_US"/>
         </w:rPr>
-        <w:t xml:space="preserve"> O how the Lord engulfed in his anger the daughter of Zion. He has thrown down from heaven to earth the splendor of Israel. And he has not remembered the footstool of his feet on the day of his anger.</w:t>
-      </w:r>
-      <w:r>
-        <w:rPr>
-          <w:lang w:val="en_US" w:bidi="en_US"/>
-        </w:rPr>
-      </w:r>
-      <w:r>
-        <w:rPr>
-          <w:lang w:val="en_US" w:bidi="en_US"/>
-        </w:rPr>
-      </w:r>
-    </w:p>
-    <w:p>
-      <w:pPr/>
-      <w:r>
-        <w:rPr>
-          <w:lang w:val="en_US" w:bidi="en_US"/>
-        </w:rPr>
+        <w:t xml:space="preserve"> How the Lord has covered with a cloud the daughter of Zion in his nose! He has cast from heaven to earth the splendor of Israel, and he did not remember the footstool of his feet on the day of his nose.</w:t>
       </w:r>
     </w:p>
     <w:p>
@@ -1166,25 +713,7 @@
         <w:rPr>
           <w:lang w:val="en_US" w:bidi="en_US"/>
         </w:rPr>
-        <w:t xml:space="preserve"> The Lord devoured; he did not show compassion on all the pastures of Jacob. In his fury, he threw down the fortifications of the daughter of Judah. He struck the earth with disgrace, the kingdom and its princes.</w:t>
-      </w:r>
-      <w:r>
-        <w:rPr>
-          <w:lang w:val="en_US" w:bidi="en_US"/>
-        </w:rPr>
-      </w:r>
-      <w:r>
-        <w:rPr>
-          <w:lang w:val="en_US" w:bidi="en_US"/>
-        </w:rPr>
-      </w:r>
-    </w:p>
-    <w:p>
-      <w:pPr/>
-      <w:r>
-        <w:rPr>
-          <w:lang w:val="en_US" w:bidi="en_US"/>
-        </w:rPr>
+        <w:t xml:space="preserve"> The Lord has swallowed up; he did not spare all the pastures of Jacob. He has torn down in his wrath the fortifications of the daughter of Judah; he has brought {them} to the ground. He has profaned the kingdom and her princes.</w:t>
       </w:r>
     </w:p>
     <w:p>
@@ -1205,25 +734,7 @@
         <w:rPr>
           <w:lang w:val="en_US" w:bidi="en_US"/>
         </w:rPr>
-        <w:t xml:space="preserve"> With fierce anger he cut off every horn of Israel. He turned away his right hand from before the enemy. And he has burned Jacob; like a flame of fire it devoured the surrounding.</w:t>
-      </w:r>
-      <w:r>
-        <w:rPr>
-          <w:lang w:val="en_US" w:bidi="en_US"/>
-        </w:rPr>
-      </w:r>
-      <w:r>
-        <w:rPr>
-          <w:lang w:val="en_US" w:bidi="en_US"/>
-        </w:rPr>
-      </w:r>
-    </w:p>
-    <w:p>
-      <w:pPr/>
-      <w:r>
-        <w:rPr>
-          <w:lang w:val="en_US" w:bidi="en_US"/>
-        </w:rPr>
+        <w:t xml:space="preserve"> He has cut off in the burning of nose every horn of Israel. He has turned back his right hand from the face of the enemy, and he burned in Jacob like a fire of flame consuming all around.</w:t>
       </w:r>
     </w:p>
     <w:p>
@@ -1244,25 +755,7 @@
         <w:rPr>
           <w:lang w:val="en_US" w:bidi="en_US"/>
         </w:rPr>
-        <w:t xml:space="preserve"> He has bent his bow like an enemy; his right hand is posed like an adversary. And he has slain all those precious to the eye in the tent of the daughter of Zion. he has poured out his wrath like fire.</w:t>
-      </w:r>
-      <w:r>
-        <w:rPr>
-          <w:lang w:val="en_US" w:bidi="en_US"/>
-        </w:rPr>
-      </w:r>
-      <w:r>
-        <w:rPr>
-          <w:lang w:val="en_US" w:bidi="en_US"/>
-        </w:rPr>
-      </w:r>
-    </w:p>
-    <w:p>
-      <w:pPr/>
-      <w:r>
-        <w:rPr>
-          <w:lang w:val="en_US" w:bidi="en_US"/>
-        </w:rPr>
+        <w:t xml:space="preserve"> He has bent his bow like an enemy; his right hand is stationed like an adversary, and he has slain all the delights of the eye. In the tent of the daughter of Zion, he has poured out his anger like fire.</w:t>
       </w:r>
     </w:p>
     <w:p>
@@ -1283,25 +776,7 @@
         <w:rPr>
           <w:lang w:val="en_US" w:bidi="en_US"/>
         </w:rPr>
-        <w:t xml:space="preserve"> The Lord has become like an enemy. He has swallowed up Israel. He has swallowed up all her palaces. He has destroyed its fortifications. And he has multiplied mourning and lamentation within the daughter of Judah.</w:t>
-      </w:r>
-      <w:r>
-        <w:rPr>
-          <w:lang w:val="en_US" w:bidi="en_US"/>
-        </w:rPr>
-      </w:r>
-      <w:r>
-        <w:rPr>
-          <w:lang w:val="en_US" w:bidi="en_US"/>
-        </w:rPr>
-      </w:r>
-    </w:p>
-    <w:p>
-      <w:pPr/>
-      <w:r>
-        <w:rPr>
-          <w:lang w:val="en_US" w:bidi="en_US"/>
-        </w:rPr>
+        <w:t xml:space="preserve"> The Lord has become like an enemy; he has swallowed up Israel. He has swallowed up all her citadels; he has destroyed his fortifications, and he has multiplied in the daughter of Judah mourning and groaning.</w:t>
       </w:r>
     </w:p>
     <w:p>
@@ -1322,25 +797,7 @@
         <w:rPr>
           <w:lang w:val="en_US" w:bidi="en_US"/>
         </w:rPr>
-        <w:t xml:space="preserve"> And he was violent with his garden tabernacle. He ruined his appointed place. Yahweh has caused the appointed festival and Sabbath to be forgotten in Zion. And he has despised the king and priest in his indignant anger.</w:t>
-      </w:r>
-      <w:r>
-        <w:rPr>
-          <w:lang w:val="en_US" w:bidi="en_US"/>
-        </w:rPr>
-      </w:r>
-      <w:r>
-        <w:rPr>
-          <w:lang w:val="en_US" w:bidi="en_US"/>
-        </w:rPr>
-      </w:r>
-    </w:p>
-    <w:p>
-      <w:pPr/>
-      <w:r>
-        <w:rPr>
-          <w:lang w:val="en_US" w:bidi="en_US"/>
-        </w:rPr>
+        <w:t xml:space="preserve"> And he has done violence like {to} his garden booth; he has destroyed his appointed place. Yahweh has caused {people} in Zion to forget appointed festival and Sabbath, and he has despised king and priest in the indignation of his nose.</w:t>
       </w:r>
     </w:p>
     <w:p>
@@ -1361,25 +818,7 @@
         <w:rPr>
           <w:lang w:val="en_US" w:bidi="en_US"/>
         </w:rPr>
-        <w:t xml:space="preserve"> The Lord has rejected his altar. He abandoned his sanctuary. He has closed in the hand of the enemy the walls of her palaces. They raised a shout in the house of Yahweh, as a day of the appointed festival.</w:t>
-      </w:r>
-      <w:r>
-        <w:rPr>
-          <w:lang w:val="en_US" w:bidi="en_US"/>
-        </w:rPr>
-      </w:r>
-      <w:r>
-        <w:rPr>
-          <w:lang w:val="en_US" w:bidi="en_US"/>
-        </w:rPr>
-      </w:r>
-    </w:p>
-    <w:p>
-      <w:pPr/>
-      <w:r>
-        <w:rPr>
-          <w:lang w:val="en_US" w:bidi="en_US"/>
-        </w:rPr>
+        <w:t xml:space="preserve"> The Lord has rejected his altar; he has abhorred his sanctuary. He has delivered up into the hand of the enemy the walls of her palaces. They raised a shout in the house of Yahweh as on the day of an appointed festival.</w:t>
       </w:r>
     </w:p>
     <w:p>
@@ -1400,25 +839,7 @@
         <w:rPr>
           <w:lang w:val="en_US" w:bidi="en_US"/>
         </w:rPr>
-        <w:t xml:space="preserve"> Yahweh planned to destroy the wall of the daughter of Zion. He stretched out the measuring line. He did not withhold his hand from devouring. And he has brought the ramparts and wall to mourning. Together they wasted away.</w:t>
-      </w:r>
-      <w:r>
-        <w:rPr>
-          <w:lang w:val="en_US" w:bidi="en_US"/>
-        </w:rPr>
-      </w:r>
-      <w:r>
-        <w:rPr>
-          <w:lang w:val="en_US" w:bidi="en_US"/>
-        </w:rPr>
-      </w:r>
-    </w:p>
-    <w:p>
-      <w:pPr/>
-      <w:r>
-        <w:rPr>
-          <w:lang w:val="en_US" w:bidi="en_US"/>
-        </w:rPr>
+        <w:t xml:space="preserve"> Yahweh planned to destroy the wall of the daughter of Zion. He stretched out the measuring line; he did not turn back his hand from swallowing up. And he caused the rampart and wall to mourn; together they have languished.</w:t>
       </w:r>
     </w:p>
     <w:p>
@@ -1439,25 +860,7 @@
         <w:rPr>
           <w:lang w:val="en_US" w:bidi="en_US"/>
         </w:rPr>
-        <w:t xml:space="preserve"> Her gates sank into the ground. He has destroyed and shattered her bars. Her king and her princes are among the nations. There is no law. Also, her prophets do not find a vision from Yahweh.</w:t>
-      </w:r>
-      <w:r>
-        <w:rPr>
-          <w:lang w:val="en_US" w:bidi="en_US"/>
-        </w:rPr>
-      </w:r>
-      <w:r>
-        <w:rPr>
-          <w:lang w:val="en_US" w:bidi="en_US"/>
-        </w:rPr>
-      </w:r>
-    </w:p>
-    <w:p>
-      <w:pPr/>
-      <w:r>
-        <w:rPr>
-          <w:lang w:val="en_US" w:bidi="en_US"/>
-        </w:rPr>
+        <w:t xml:space="preserve"> Her gates have sunk into the ground; he has destroyed and shattered her bars. Her king and her princes {are} among the nations; there is no law. Also, her prophets do not find a vision from Yahweh.</w:t>
       </w:r>
     </w:p>
     <w:p>
@@ -1478,25 +881,7 @@
         <w:rPr>
           <w:lang w:val="en_US" w:bidi="en_US"/>
         </w:rPr>
-        <w:t xml:space="preserve"> They sit on the ground. The elders of the daughter of Zion are silenced. They have thrown up dust on their heads and put on sackcloth. The virgins of Jerusalem have bowed their heads to the ground.</w:t>
-      </w:r>
-      <w:r>
-        <w:rPr>
-          <w:lang w:val="en_US" w:bidi="en_US"/>
-        </w:rPr>
-      </w:r>
-      <w:r>
-        <w:rPr>
-          <w:lang w:val="en_US" w:bidi="en_US"/>
-        </w:rPr>
-      </w:r>
-    </w:p>
-    <w:p>
-      <w:pPr/>
-      <w:r>
-        <w:rPr>
-          <w:lang w:val="en_US" w:bidi="en_US"/>
-        </w:rPr>
+        <w:t xml:space="preserve"> They sit on the ground; the elders of the daughter of Zion are silent. They have thrown up dust on their heads; they have put on sackcloth. The virgins of Jerusalem have bowed their heads to the ground.</w:t>
       </w:r>
     </w:p>
     <w:p>
@@ -1517,25 +902,7 @@
         <w:rPr>
           <w:lang w:val="en_US" w:bidi="en_US"/>
         </w:rPr>
-        <w:t xml:space="preserve"> My eyes have failed with tears. My stomach churns. My inner parts are poured out to the ground, because of the destruction of the daughter of my people, when child and infant faint in the streets of the town.</w:t>
-      </w:r>
-      <w:r>
-        <w:rPr>
-          <w:lang w:val="en_US" w:bidi="en_US"/>
-        </w:rPr>
-      </w:r>
-      <w:r>
-        <w:rPr>
-          <w:lang w:val="en_US" w:bidi="en_US"/>
-        </w:rPr>
-      </w:r>
-    </w:p>
-    <w:p>
-      <w:pPr/>
-      <w:r>
-        <w:rPr>
-          <w:lang w:val="en_US" w:bidi="en_US"/>
-        </w:rPr>
+        <w:t xml:space="preserve"> My eyes have failed with tears; my inner parts churn. My liver is poured out to the ground over the destruction of the daughter of my people, when child and infant faint in the streets of the city.</w:t>
       </w:r>
     </w:p>
     <w:p>
@@ -1556,25 +923,7 @@
         <w:rPr>
           <w:lang w:val="en_US" w:bidi="en_US"/>
         </w:rPr>
-        <w:t xml:space="preserve"> They say to their mothers, “Where is grain and wine?” when they faint like the slain in the streets of the city, when their lives are poured out in the lap of their mothers.</w:t>
-      </w:r>
-      <w:r>
-        <w:rPr>
-          <w:lang w:val="en_US" w:bidi="en_US"/>
-        </w:rPr>
-      </w:r>
-      <w:r>
-        <w:rPr>
-          <w:lang w:val="en_US" w:bidi="en_US"/>
-        </w:rPr>
-      </w:r>
-    </w:p>
-    <w:p>
-      <w:pPr/>
-      <w:r>
-        <w:rPr>
-          <w:lang w:val="en_US" w:bidi="en_US"/>
-        </w:rPr>
+        <w:t xml:space="preserve"> To their mothers they say, “Where is grain and wine?” when they faint like the slain in the streets of the city, when their life is poured out in the lap of their mothers.</w:t>
       </w:r>
     </w:p>
     <w:p>
@@ -1595,25 +944,7 @@
         <w:rPr>
           <w:lang w:val="en_US" w:bidi="en_US"/>
         </w:rPr>
-        <w:t xml:space="preserve"> What can I testify to you? To what can I compare you, O daughter of Jerusalem? To what can I liken you, that I may comfort you, O virgin daughter of Zion? For your brokenness is as great as the sea. Who can heal you?</w:t>
-      </w:r>
-      <w:r>
-        <w:rPr>
-          <w:lang w:val="en_US" w:bidi="en_US"/>
-        </w:rPr>
-      </w:r>
-      <w:r>
-        <w:rPr>
-          <w:lang w:val="en_US" w:bidi="en_US"/>
-        </w:rPr>
-      </w:r>
-    </w:p>
-    <w:p>
-      <w:pPr/>
-      <w:r>
-        <w:rPr>
-          <w:lang w:val="en_US" w:bidi="en_US"/>
-        </w:rPr>
+        <w:t xml:space="preserve"> What can I testify to you? To what can I compare you, O daughter of Jerusalem? To what can I liken you, that I may comfort you, O virgin daughter of Zion? For your brokenness is as great as the sea; who can heal you?</w:t>
       </w:r>
     </w:p>
     <w:p>
@@ -1634,25 +965,7 @@
         <w:rPr>
           <w:lang w:val="en_US" w:bidi="en_US"/>
         </w:rPr>
-        <w:t xml:space="preserve"> Your prophets have seen for you false and worthless visions. And they did not expose your iniquity, to restore your fortunes, but they have seen for you false and enticing oracles.</w:t>
-      </w:r>
-      <w:r>
-        <w:rPr>
-          <w:lang w:val="en_US" w:bidi="en_US"/>
-        </w:rPr>
-      </w:r>
-      <w:r>
-        <w:rPr>
-          <w:lang w:val="en_US" w:bidi="en_US"/>
-        </w:rPr>
-      </w:r>
-    </w:p>
-    <w:p>
-      <w:pPr/>
-      <w:r>
-        <w:rPr>
-          <w:lang w:val="en_US" w:bidi="en_US"/>
-        </w:rPr>
+        <w:t xml:space="preserve"> Your prophets have seen for you falsehood and worthlessness, and they did not expose your iniquity to restore your fortunes. But they have seen for you oracles of falsehood and enticement.</w:t>
       </w:r>
     </w:p>
     <w:p>
@@ -1673,25 +986,7 @@
         <w:rPr>
           <w:lang w:val="en_US" w:bidi="en_US"/>
         </w:rPr>
-        <w:t xml:space="preserve"> All those passing on the road clap their hands at you. They hiss and shake their heads at the daughter of Jerusalem. “Is this the city that they called ‘the fullness of beauty, the joy of all the earth’?”</w:t>
-      </w:r>
-      <w:r>
-        <w:rPr>
-          <w:lang w:val="en_US" w:bidi="en_US"/>
-        </w:rPr>
-      </w:r>
-      <w:r>
-        <w:rPr>
-          <w:lang w:val="en_US" w:bidi="en_US"/>
-        </w:rPr>
-      </w:r>
-    </w:p>
-    <w:p>
-      <w:pPr/>
-      <w:r>
-        <w:rPr>
-          <w:lang w:val="en_US" w:bidi="en_US"/>
-        </w:rPr>
+        <w:t xml:space="preserve"> All those passing along the road clap {their} hands at you. They hiss and shake their heads at the daughter of Jerusalem: “Is this the city that they called ‘the perfection of beauty, the joy of all the earth’?”</w:t>
       </w:r>
     </w:p>
     <w:p>
@@ -1712,25 +1007,7 @@
         <w:rPr>
           <w:lang w:val="en_US" w:bidi="en_US"/>
         </w:rPr>
-        <w:t xml:space="preserve"> All your enemies opened their mouths against you. They hiss and grind their teeth. They say, “We have devoured! Surely this is the day we have waited for! We have found, we have seen!”</w:t>
-      </w:r>
-      <w:r>
-        <w:rPr>
-          <w:lang w:val="en_US" w:bidi="en_US"/>
-        </w:rPr>
-      </w:r>
-      <w:r>
-        <w:rPr>
-          <w:lang w:val="en_US" w:bidi="en_US"/>
-        </w:rPr>
-      </w:r>
-    </w:p>
-    <w:p>
-      <w:pPr/>
-      <w:r>
-        <w:rPr>
-          <w:lang w:val="en_US" w:bidi="en_US"/>
-        </w:rPr>
+        <w:t xml:space="preserve"> All your enemies have opened their mouths against you. They hiss and gnash {their} teeth; they say, “We have swallowed {her} up! Surely this is the day we waited for; we have found it, we have seen it!”</w:t>
       </w:r>
     </w:p>
     <w:p>
@@ -1751,25 +1028,7 @@
         <w:rPr>
           <w:lang w:val="en_US" w:bidi="en_US"/>
         </w:rPr>
-        <w:t xml:space="preserve"> Yahweh has done what he planned to finish. His word, which he commanded from days before, he has overthrown and showed no compassion. And the enemy rejoiced over you. He has lifted up the horn of your adversaries.</w:t>
-      </w:r>
-      <w:r>
-        <w:rPr>
-          <w:lang w:val="en_US" w:bidi="en_US"/>
-        </w:rPr>
-      </w:r>
-      <w:r>
-        <w:rPr>
-          <w:lang w:val="en_US" w:bidi="en_US"/>
-        </w:rPr>
-      </w:r>
-    </w:p>
-    <w:p>
-      <w:pPr/>
-      <w:r>
-        <w:rPr>
-          <w:lang w:val="en_US" w:bidi="en_US"/>
-        </w:rPr>
+        <w:t xml:space="preserve"> Yahweh has done what he planned; he has fulfilled his word that he commanded from days of old. He has torn down and has not shown compassion, and he has made the enemy rejoice over you; he has lifted up the horn of your adversaries.</w:t>
       </w:r>
     </w:p>
     <w:p>
@@ -1790,25 +1049,7 @@
         <w:rPr>
           <w:lang w:val="en_US" w:bidi="en_US"/>
         </w:rPr>
-        <w:t xml:space="preserve"> Their heart cried out to the Lord, “O walls of the daughter of Zion.” Like a tearful river, let your tears flow down day and night. Do not give relief to yourself. Do not rest your eyes.</w:t>
-      </w:r>
-      <w:r>
-        <w:rPr>
-          <w:lang w:val="en_US" w:bidi="en_US"/>
-        </w:rPr>
-      </w:r>
-      <w:r>
-        <w:rPr>
-          <w:lang w:val="en_US" w:bidi="en_US"/>
-        </w:rPr>
-      </w:r>
-    </w:p>
-    <w:p>
-      <w:pPr/>
-      <w:r>
-        <w:rPr>
-          <w:lang w:val="en_US" w:bidi="en_US"/>
-        </w:rPr>
+        <w:t xml:space="preserve"> Their heart cried out to the Lord. O wall of the daughter of Zion, let tears flow down like a river day and night! Do not give yourself relief; do not let the daughter of your eye rest.</w:t>
       </w:r>
     </w:p>
     <w:p>
@@ -1829,25 +1070,7 @@
         <w:rPr>
           <w:lang w:val="en_US" w:bidi="en_US"/>
         </w:rPr>
-        <w:t xml:space="preserve"> Arise, shout in the night, at the center of the night watches! Pour out your heart like water before the face of the Lord. Lift up your hands to him for the life of your children, those fainting with hunger at the center of every street.”</w:t>
-      </w:r>
-      <w:r>
-        <w:rPr>
-          <w:lang w:val="en_US" w:bidi="en_US"/>
-        </w:rPr>
-      </w:r>
-      <w:r>
-        <w:rPr>
-          <w:lang w:val="en_US" w:bidi="en_US"/>
-        </w:rPr>
-      </w:r>
-    </w:p>
-    <w:p>
-      <w:pPr/>
-      <w:r>
-        <w:rPr>
-          <w:lang w:val="en_US" w:bidi="en_US"/>
-        </w:rPr>
+        <w:t xml:space="preserve"> Arise, cry out in the night, at the beginning of the night watches! Pour out your heart like water before the face of the Lord. Lift up your hands to him for the life of your children, who are fainting with hunger at the head of every street.</w:t>
       </w:r>
     </w:p>
     <w:p>
@@ -1868,25 +1091,7 @@
         <w:rPr>
           <w:lang w:val="en_US" w:bidi="en_US"/>
         </w:rPr>
-        <w:t xml:space="preserve"> Look, O Yahweh, and see those you have dealt with in this way. Should women eat their fruit, newborn children? Should priest and prophet be slaughtered in the sanctuary of the Lord?</w:t>
-      </w:r>
-      <w:r>
-        <w:rPr>
-          <w:lang w:val="en_US" w:bidi="en_US"/>
-        </w:rPr>
-      </w:r>
-      <w:r>
-        <w:rPr>
-          <w:lang w:val="en_US" w:bidi="en_US"/>
-        </w:rPr>
-      </w:r>
-    </w:p>
-    <w:p>
-      <w:pPr/>
-      <w:r>
-        <w:rPr>
-          <w:lang w:val="en_US" w:bidi="en_US"/>
-        </w:rPr>
+        <w:t xml:space="preserve"> See, O Yahweh, and look! To whom have you dealt thus? Should women eat their fruit, children of {their} nursing? Should priest and prophet be slain in the sanctuary of the Lord?</w:t>
       </w:r>
     </w:p>
     <w:p>
@@ -1907,25 +1112,7 @@
         <w:rPr>
           <w:lang w:val="en_US" w:bidi="en_US"/>
         </w:rPr>
-        <w:t xml:space="preserve"> The young and the old lie down in the dirt of the streets. My young women and my young men have fallen by the sword. You have struck down; in the day of your anger you slaughtered. You showed no compassion.</w:t>
-      </w:r>
-      <w:r>
-        <w:rPr>
-          <w:lang w:val="en_US" w:bidi="en_US"/>
-        </w:rPr>
-      </w:r>
-      <w:r>
-        <w:rPr>
-          <w:lang w:val="en_US" w:bidi="en_US"/>
-        </w:rPr>
-      </w:r>
-    </w:p>
-    <w:p>
-      <w:pPr/>
-      <w:r>
-        <w:rPr>
-          <w:lang w:val="en_US" w:bidi="en_US"/>
-        </w:rPr>
+        <w:t xml:space="preserve"> Young and old lie down on the ground in the streets. My young women and my young men have fallen by the sword. You have slain on the day of your anger; you have slaughtered; you have not shown compassion.</w:t>
       </w:r>
     </w:p>
     <w:p>
@@ -1946,25 +1133,7 @@
         <w:rPr>
           <w:lang w:val="en_US" w:bidi="en_US"/>
         </w:rPr>
-        <w:t xml:space="preserve"> You have summoned, as a festival day, my surrounding terrors. And there was not an escapee nor survivor on the day of the anger of Yahweh. Those I birthed and multiplied, my enemy has ended them.</w:t>
-      </w:r>
-      <w:r>
-        <w:rPr>
-          <w:lang w:val="en_US" w:bidi="en_US"/>
-        </w:rPr>
-      </w:r>
-      <w:r>
-        <w:rPr>
-          <w:lang w:val="en_US" w:bidi="en_US"/>
-        </w:rPr>
-      </w:r>
-    </w:p>
-    <w:p>
-      <w:pPr/>
-      <w:r>
-        <w:rPr>
-          <w:lang w:val="en_US" w:bidi="en_US"/>
-        </w:rPr>
+        <w:t xml:space="preserve"> You have summoned, as on a day of an appointed festival, my terrors from all around, and there was not on the day of the anger of Yahweh an escapee or a survivor. Those whom I carried and multiplied, my enemy has consumed them.</w:t>
       </w:r>
     </w:p>
     <w:p>
@@ -2001,25 +1170,7 @@
         <w:rPr>
           <w:lang w:val="en_US" w:bidi="en_US"/>
         </w:rPr>
-        <w:t xml:space="preserve"> I am the man seeing affliction by the rod of his fury.</w:t>
-      </w:r>
-      <w:r>
-        <w:rPr>
-          <w:lang w:val="en_US" w:bidi="en_US"/>
-        </w:rPr>
-      </w:r>
-      <w:r>
-        <w:rPr>
-          <w:lang w:val="en_US" w:bidi="en_US"/>
-        </w:rPr>
-      </w:r>
-    </w:p>
-    <w:p>
-      <w:pPr/>
-      <w:r>
-        <w:rPr>
-          <w:lang w:val="en_US" w:bidi="en_US"/>
-        </w:rPr>
+        <w:t xml:space="preserve"> I {am} the man seeing affliction by the rod of his wrath.</w:t>
       </w:r>
     </w:p>
     <w:p>
@@ -2040,25 +1191,7 @@
         <w:rPr>
           <w:lang w:val="en_US" w:bidi="en_US"/>
         </w:rPr>
-        <w:t xml:space="preserve"> He led me and brought about darkness and not light.</w:t>
-      </w:r>
-      <w:r>
-        <w:rPr>
-          <w:lang w:val="en_US" w:bidi="en_US"/>
-        </w:rPr>
-      </w:r>
-      <w:r>
-        <w:rPr>
-          <w:lang w:val="en_US" w:bidi="en_US"/>
-        </w:rPr>
-      </w:r>
-    </w:p>
-    <w:p>
-      <w:pPr/>
-      <w:r>
-        <w:rPr>
-          <w:lang w:val="en_US" w:bidi="en_US"/>
-        </w:rPr>
+        <w:t xml:space="preserve"> He drove me and made {me} walk {in} darkness and not light.</w:t>
       </w:r>
     </w:p>
     <w:p>
@@ -2079,25 +1212,7 @@
         <w:rPr>
           <w:lang w:val="en_US" w:bidi="en_US"/>
         </w:rPr>
-        <w:t xml:space="preserve"> Surely, against me he turned; his hand twisted all day.</w:t>
-      </w:r>
-      <w:r>
-        <w:rPr>
-          <w:lang w:val="en_US" w:bidi="en_US"/>
-        </w:rPr>
-      </w:r>
-      <w:r>
-        <w:rPr>
-          <w:lang w:val="en_US" w:bidi="en_US"/>
-        </w:rPr>
-      </w:r>
-    </w:p>
-    <w:p>
-      <w:pPr/>
-      <w:r>
-        <w:rPr>
-          <w:lang w:val="en_US" w:bidi="en_US"/>
-        </w:rPr>
+        <w:t xml:space="preserve"> Surely against me he turns; he turns his hand all the day.</w:t>
       </w:r>
     </w:p>
     <w:p>
@@ -2118,25 +1233,7 @@
         <w:rPr>
           <w:lang w:val="en_US" w:bidi="en_US"/>
         </w:rPr>
-        <w:t xml:space="preserve"> He exhausted my flesh and my skin; he shattered my bones.</w:t>
-      </w:r>
-      <w:r>
-        <w:rPr>
-          <w:lang w:val="en_US" w:bidi="en_US"/>
-        </w:rPr>
-      </w:r>
-      <w:r>
-        <w:rPr>
-          <w:lang w:val="en_US" w:bidi="en_US"/>
-        </w:rPr>
-      </w:r>
-    </w:p>
-    <w:p>
-      <w:pPr/>
-      <w:r>
-        <w:rPr>
-          <w:lang w:val="en_US" w:bidi="en_US"/>
-        </w:rPr>
+        <w:t xml:space="preserve"> He wore out my flesh and my skin; he shattered my bones.</w:t>
       </w:r>
     </w:p>
     <w:p>
@@ -2157,25 +1254,7 @@
         <w:rPr>
           <w:lang w:val="en_US" w:bidi="en_US"/>
         </w:rPr>
-        <w:t xml:space="preserve"> He built up against me and made a surrounding of bitterness and hardship.</w:t>
-      </w:r>
-      <w:r>
-        <w:rPr>
-          <w:lang w:val="en_US" w:bidi="en_US"/>
-        </w:rPr>
-      </w:r>
-      <w:r>
-        <w:rPr>
-          <w:lang w:val="en_US" w:bidi="en_US"/>
-        </w:rPr>
-      </w:r>
-    </w:p>
-    <w:p>
-      <w:pPr/>
-      <w:r>
-        <w:rPr>
-          <w:lang w:val="en_US" w:bidi="en_US"/>
-        </w:rPr>
+        <w:t xml:space="preserve"> He built against me and surrounded {me} {with} poison and hardship.</w:t>
       </w:r>
     </w:p>
     <w:p>
@@ -2196,25 +1275,7 @@
         <w:rPr>
           <w:lang w:val="en_US" w:bidi="en_US"/>
         </w:rPr>
-        <w:t xml:space="preserve"> He makes me dwell in dark places like the dead of long ago.</w:t>
-      </w:r>
-      <w:r>
-        <w:rPr>
-          <w:lang w:val="en_US" w:bidi="en_US"/>
-        </w:rPr>
-      </w:r>
-      <w:r>
-        <w:rPr>
-          <w:lang w:val="en_US" w:bidi="en_US"/>
-        </w:rPr>
-      </w:r>
-    </w:p>
-    <w:p>
-      <w:pPr/>
-      <w:r>
-        <w:rPr>
-          <w:lang w:val="en_US" w:bidi="en_US"/>
-        </w:rPr>
+        <w:t xml:space="preserve"> In dark places he made me dwell, like the dead of long ago.</w:t>
       </w:r>
     </w:p>
     <w:p>
@@ -2235,25 +1296,7 @@
         <w:rPr>
           <w:lang w:val="en_US" w:bidi="en_US"/>
         </w:rPr>
-        <w:t xml:space="preserve"> He built a wall around me and I cannot escape. He made my chains heavy.</w:t>
-      </w:r>
-      <w:r>
-        <w:rPr>
-          <w:lang w:val="en_US" w:bidi="en_US"/>
-        </w:rPr>
-      </w:r>
-      <w:r>
-        <w:rPr>
-          <w:lang w:val="en_US" w:bidi="en_US"/>
-        </w:rPr>
-      </w:r>
-    </w:p>
-    <w:p>
-      <w:pPr/>
-      <w:r>
-        <w:rPr>
-          <w:lang w:val="en_US" w:bidi="en_US"/>
-        </w:rPr>
+        <w:t xml:space="preserve"> He walled me in, and I cannot go out; he made my chains heavy.</w:t>
       </w:r>
     </w:p>
     <w:p>
@@ -2274,25 +1317,7 @@
         <w:rPr>
           <w:lang w:val="en_US" w:bidi="en_US"/>
         </w:rPr>
-        <w:t xml:space="preserve"> Even though I call out and cry for help, he blocks my prayer.</w:t>
-      </w:r>
-      <w:r>
-        <w:rPr>
-          <w:lang w:val="en_US" w:bidi="en_US"/>
-        </w:rPr>
-      </w:r>
-      <w:r>
-        <w:rPr>
-          <w:lang w:val="en_US" w:bidi="en_US"/>
-        </w:rPr>
-      </w:r>
-    </w:p>
-    <w:p>
-      <w:pPr/>
-      <w:r>
-        <w:rPr>
-          <w:lang w:val="en_US" w:bidi="en_US"/>
-        </w:rPr>
+        <w:t xml:space="preserve"> Even when I cry out and call for help, he shuts out my prayer.</w:t>
       </w:r>
     </w:p>
     <w:p>
@@ -2313,25 +1338,7 @@
         <w:rPr>
           <w:lang w:val="en_US" w:bidi="en_US"/>
         </w:rPr>
-        <w:t xml:space="preserve"> He built a wall around my way with hewn stone; he perverted my paths.</w:t>
-      </w:r>
-      <w:r>
-        <w:rPr>
-          <w:lang w:val="en_US" w:bidi="en_US"/>
-        </w:rPr>
-      </w:r>
-      <w:r>
-        <w:rPr>
-          <w:lang w:val="en_US" w:bidi="en_US"/>
-        </w:rPr>
-      </w:r>
-    </w:p>
-    <w:p>
-      <w:pPr/>
-      <w:r>
-        <w:rPr>
-          <w:lang w:val="en_US" w:bidi="en_US"/>
-        </w:rPr>
+        <w:t xml:space="preserve"> He walled up my ways with hewn stone; my paths he has made crooked.</w:t>
       </w:r>
     </w:p>
     <w:p>
@@ -2352,25 +1359,7 @@
         <w:rPr>
           <w:lang w:val="en_US" w:bidi="en_US"/>
         </w:rPr>
-        <w:t xml:space="preserve"> He is a bear ready to ambush me, a lion in hiding.</w:t>
-      </w:r>
-      <w:r>
-        <w:rPr>
-          <w:lang w:val="en_US" w:bidi="en_US"/>
-        </w:rPr>
-      </w:r>
-      <w:r>
-        <w:rPr>
-          <w:lang w:val="en_US" w:bidi="en_US"/>
-        </w:rPr>
-      </w:r>
-    </w:p>
-    <w:p>
-      <w:pPr/>
-      <w:r>
-        <w:rPr>
-          <w:lang w:val="en_US" w:bidi="en_US"/>
-        </w:rPr>
+        <w:t xml:space="preserve"> He {is} a bear lying in ambush to me, a lion in hiding places.</w:t>
       </w:r>
     </w:p>
     <w:p>
@@ -2391,25 +1380,7 @@
         <w:rPr>
           <w:lang w:val="en_US" w:bidi="en_US"/>
         </w:rPr>
-        <w:t xml:space="preserve"> He disordered my paths and tore me apart; he has made me desolate.</w:t>
-      </w:r>
-      <w:r>
-        <w:rPr>
-          <w:lang w:val="en_US" w:bidi="en_US"/>
-        </w:rPr>
-      </w:r>
-      <w:r>
-        <w:rPr>
-          <w:lang w:val="en_US" w:bidi="en_US"/>
-        </w:rPr>
-      </w:r>
-    </w:p>
-    <w:p>
-      <w:pPr/>
-      <w:r>
-        <w:rPr>
-          <w:lang w:val="en_US" w:bidi="en_US"/>
-        </w:rPr>
+        <w:t xml:space="preserve"> He turned aside my ways and tore me apart; he made me desolate.</w:t>
       </w:r>
     </w:p>
     <w:p>
@@ -2430,25 +1401,7 @@
         <w:rPr>
           <w:lang w:val="en_US" w:bidi="en_US"/>
         </w:rPr>
-        <w:t xml:space="preserve"> He bent his bow and set me up like a target for an arrow.</w:t>
-      </w:r>
-      <w:r>
-        <w:rPr>
-          <w:lang w:val="en_US" w:bidi="en_US"/>
-        </w:rPr>
-      </w:r>
-      <w:r>
-        <w:rPr>
-          <w:lang w:val="en_US" w:bidi="en_US"/>
-        </w:rPr>
-      </w:r>
-    </w:p>
-    <w:p>
-      <w:pPr/>
-      <w:r>
-        <w:rPr>
-          <w:lang w:val="en_US" w:bidi="en_US"/>
-        </w:rPr>
+        <w:t xml:space="preserve"> He bent his bow and set me up like a target for the arrow.</w:t>
       </w:r>
     </w:p>
     <w:p>
@@ -2469,25 +1422,7 @@
         <w:rPr>
           <w:lang w:val="en_US" w:bidi="en_US"/>
         </w:rPr>
-        <w:t xml:space="preserve"> He pierced my kidneys with the arrows of his quiver.</w:t>
-      </w:r>
-      <w:r>
-        <w:rPr>
-          <w:lang w:val="en_US" w:bidi="en_US"/>
-        </w:rPr>
-      </w:r>
-      <w:r>
-        <w:rPr>
-          <w:lang w:val="en_US" w:bidi="en_US"/>
-        </w:rPr>
-      </w:r>
-    </w:p>
-    <w:p>
-      <w:pPr/>
-      <w:r>
-        <w:rPr>
-          <w:lang w:val="en_US" w:bidi="en_US"/>
-        </w:rPr>
+        <w:t xml:space="preserve"> He caused to enter into my kidneys the sons of his quiver.</w:t>
       </w:r>
     </w:p>
     <w:p>
@@ -2508,25 +1443,7 @@
         <w:rPr>
           <w:lang w:val="en_US" w:bidi="en_US"/>
         </w:rPr>
-        <w:t xml:space="preserve"> I became a joke to all the peoples, their taunt all day.</w:t>
-      </w:r>
-      <w:r>
-        <w:rPr>
-          <w:lang w:val="en_US" w:bidi="en_US"/>
-        </w:rPr>
-      </w:r>
-      <w:r>
-        <w:rPr>
-          <w:lang w:val="en_US" w:bidi="en_US"/>
-        </w:rPr>
-      </w:r>
-    </w:p>
-    <w:p>
-      <w:pPr/>
-      <w:r>
-        <w:rPr>
-          <w:lang w:val="en_US" w:bidi="en_US"/>
-        </w:rPr>
+        <w:t xml:space="preserve"> I became a laughingstock to all my people, their mocking song all the day.</w:t>
       </w:r>
     </w:p>
     <w:p>
@@ -2547,25 +1464,7 @@
         <w:rPr>
           <w:lang w:val="en_US" w:bidi="en_US"/>
         </w:rPr>
-        <w:t xml:space="preserve"> He filled me with bitterness; he forced me to drink wormwood.</w:t>
-      </w:r>
-      <w:r>
-        <w:rPr>
-          <w:lang w:val="en_US" w:bidi="en_US"/>
-        </w:rPr>
-      </w:r>
-      <w:r>
-        <w:rPr>
-          <w:lang w:val="en_US" w:bidi="en_US"/>
-        </w:rPr>
-      </w:r>
-    </w:p>
-    <w:p>
-      <w:pPr/>
-      <w:r>
-        <w:rPr>
-          <w:lang w:val="en_US" w:bidi="en_US"/>
-        </w:rPr>
+        <w:t xml:space="preserve"> He filled me with bitter herbs; he saturated me {with} wormwood.</w:t>
       </w:r>
     </w:p>
     <w:p>
@@ -2586,25 +1485,7 @@
         <w:rPr>
           <w:lang w:val="en_US" w:bidi="en_US"/>
         </w:rPr>
-        <w:t xml:space="preserve"> And he made my teeth grind with gravel; he made me cower in the dust.</w:t>
-      </w:r>
-      <w:r>
-        <w:rPr>
-          <w:lang w:val="en_US" w:bidi="en_US"/>
-        </w:rPr>
-      </w:r>
-      <w:r>
-        <w:rPr>
-          <w:lang w:val="en_US" w:bidi="en_US"/>
-        </w:rPr>
-      </w:r>
-    </w:p>
-    <w:p>
-      <w:pPr/>
-      <w:r>
-        <w:rPr>
-          <w:lang w:val="en_US" w:bidi="en_US"/>
-        </w:rPr>
+        <w:t xml:space="preserve"> And he made my teeth grind on gravel; he pressed me down in the ashes.</w:t>
       </w:r>
     </w:p>
     <w:p>
@@ -2625,25 +1506,7 @@
         <w:rPr>
           <w:lang w:val="en_US" w:bidi="en_US"/>
         </w:rPr>
-        <w:t xml:space="preserve"> And my soul is deprived of peace; I have forgotten good.</w:t>
-      </w:r>
-      <w:r>
-        <w:rPr>
-          <w:lang w:val="en_US" w:bidi="en_US"/>
-        </w:rPr>
-      </w:r>
-      <w:r>
-        <w:rPr>
-          <w:lang w:val="en_US" w:bidi="en_US"/>
-        </w:rPr>
-      </w:r>
-    </w:p>
-    <w:p>
-      <w:pPr/>
-      <w:r>
-        <w:rPr>
-          <w:lang w:val="en_US" w:bidi="en_US"/>
-        </w:rPr>
+        <w:t xml:space="preserve"> And my soul was deprived of peace; I have forgotten good.</w:t>
       </w:r>
     </w:p>
     <w:p>
@@ -2664,25 +1527,7 @@
         <w:rPr>
           <w:lang w:val="en_US" w:bidi="en_US"/>
         </w:rPr>
-        <w:t xml:space="preserve"> And I said, “My endurance has perished and my hope in Yahweh.”</w:t>
-      </w:r>
-      <w:r>
-        <w:rPr>
-          <w:lang w:val="en_US" w:bidi="en_US"/>
-        </w:rPr>
-      </w:r>
-      <w:r>
-        <w:rPr>
-          <w:lang w:val="en_US" w:bidi="en_US"/>
-        </w:rPr>
-      </w:r>
-    </w:p>
-    <w:p>
-      <w:pPr/>
-      <w:r>
-        <w:rPr>
-          <w:lang w:val="en_US" w:bidi="en_US"/>
-        </w:rPr>
+        <w:t xml:space="preserve"> And I said, “My endurance has perished, and my hope from Yahweh.”</w:t>
       </w:r>
     </w:p>
     <w:p>
@@ -2703,25 +1548,7 @@
         <w:rPr>
           <w:lang w:val="en_US" w:bidi="en_US"/>
         </w:rPr>
-        <w:t xml:space="preserve"> Remember my affliction and my wanderings, the wormwood and bitterness.</w:t>
-      </w:r>
-      <w:r>
-        <w:rPr>
-          <w:lang w:val="en_US" w:bidi="en_US"/>
-        </w:rPr>
-      </w:r>
-      <w:r>
-        <w:rPr>
-          <w:lang w:val="en_US" w:bidi="en_US"/>
-        </w:rPr>
-      </w:r>
-    </w:p>
-    <w:p>
-      <w:pPr/>
-      <w:r>
-        <w:rPr>
-          <w:lang w:val="en_US" w:bidi="en_US"/>
-        </w:rPr>
+        <w:t xml:space="preserve"> Remember my affliction and my wandering, the wormwood and the poison.</w:t>
       </w:r>
     </w:p>
     <w:p>
@@ -2742,25 +1569,7 @@
         <w:rPr>
           <w:lang w:val="en_US" w:bidi="en_US"/>
         </w:rPr>
-        <w:t xml:space="preserve"> It continually remembers and my soul melts within me.</w:t>
-      </w:r>
-      <w:r>
-        <w:rPr>
-          <w:lang w:val="en_US" w:bidi="en_US"/>
-        </w:rPr>
-      </w:r>
-      <w:r>
-        <w:rPr>
-          <w:lang w:val="en_US" w:bidi="en_US"/>
-        </w:rPr>
-      </w:r>
-    </w:p>
-    <w:p>
-      <w:pPr/>
-      <w:r>
-        <w:rPr>
-          <w:lang w:val="en_US" w:bidi="en_US"/>
-        </w:rPr>
+        <w:t xml:space="preserve"> Remembering, it remembers, and my soul bows down upon me.</w:t>
       </w:r>
     </w:p>
     <w:p>
@@ -2781,25 +1590,7 @@
         <w:rPr>
           <w:lang w:val="en_US" w:bidi="en_US"/>
         </w:rPr>
-        <w:t xml:space="preserve"> This I return to my heart; therefore, I have hope.</w:t>
-      </w:r>
-      <w:r>
-        <w:rPr>
-          <w:lang w:val="en_US" w:bidi="en_US"/>
-        </w:rPr>
-      </w:r>
-      <w:r>
-        <w:rPr>
-          <w:lang w:val="en_US" w:bidi="en_US"/>
-        </w:rPr>
-      </w:r>
-    </w:p>
-    <w:p>
-      <w:pPr/>
-      <w:r>
-        <w:rPr>
-          <w:lang w:val="en_US" w:bidi="en_US"/>
-        </w:rPr>
+        <w:t xml:space="preserve"> This I bring back to my heart; therefore I will hope.</w:t>
       </w:r>
     </w:p>
     <w:p>
@@ -2820,25 +1611,7 @@
         <w:rPr>
           <w:lang w:val="en_US" w:bidi="en_US"/>
         </w:rPr>
-        <w:t xml:space="preserve"> The steadfast love of Yahweh does not cease; his mercy does not end.</w:t>
-      </w:r>
-      <w:r>
-        <w:rPr>
-          <w:lang w:val="en_US" w:bidi="en_US"/>
-        </w:rPr>
-      </w:r>
-      <w:r>
-        <w:rPr>
-          <w:lang w:val="en_US" w:bidi="en_US"/>
-        </w:rPr>
-      </w:r>
-    </w:p>
-    <w:p>
-      <w:pPr/>
-      <w:r>
-        <w:rPr>
-          <w:lang w:val="en_US" w:bidi="en_US"/>
-        </w:rPr>
+        <w:t xml:space="preserve"> The covenant faithfulness of Yahweh—for we have not perished, for his compassions have not come to an end.</w:t>
       </w:r>
     </w:p>
     <w:p>
@@ -2859,25 +1632,7 @@
         <w:rPr>
           <w:lang w:val="en_US" w:bidi="en_US"/>
         </w:rPr>
-        <w:t xml:space="preserve"> They are new morning by morning; great is your faithfulness.</w:t>
-      </w:r>
-      <w:r>
-        <w:rPr>
-          <w:lang w:val="en_US" w:bidi="en_US"/>
-        </w:rPr>
-      </w:r>
-      <w:r>
-        <w:rPr>
-          <w:lang w:val="en_US" w:bidi="en_US"/>
-        </w:rPr>
-      </w:r>
-    </w:p>
-    <w:p>
-      <w:pPr/>
-      <w:r>
-        <w:rPr>
-          <w:lang w:val="en_US" w:bidi="en_US"/>
-        </w:rPr>
+        <w:t xml:space="preserve"> {They} are new in the mornings; great {is} your faithfulness.</w:t>
       </w:r>
     </w:p>
     <w:p>
@@ -2898,25 +1653,7 @@
         <w:rPr>
           <w:lang w:val="en_US" w:bidi="en_US"/>
         </w:rPr>
-        <w:t xml:space="preserve"> “Yahweh is my portion,” my soul said; therefore, I will hope in him.</w:t>
-      </w:r>
-      <w:r>
-        <w:rPr>
-          <w:lang w:val="en_US" w:bidi="en_US"/>
-        </w:rPr>
-      </w:r>
-      <w:r>
-        <w:rPr>
-          <w:lang w:val="en_US" w:bidi="en_US"/>
-        </w:rPr>
-      </w:r>
-    </w:p>
-    <w:p>
-      <w:pPr/>
-      <w:r>
-        <w:rPr>
-          <w:lang w:val="en_US" w:bidi="en_US"/>
-        </w:rPr>
+        <w:t xml:space="preserve"> “Yahweh {is} my portion,” my soul said; therefore I will hope in him.</w:t>
       </w:r>
     </w:p>
     <w:p>
@@ -2937,25 +1674,7 @@
         <w:rPr>
           <w:lang w:val="en_US" w:bidi="en_US"/>
         </w:rPr>
-        <w:t xml:space="preserve"> Yahweh is good to those who wait for him, to the soul seeking him.</w:t>
-      </w:r>
-      <w:r>
-        <w:rPr>
-          <w:lang w:val="en_US" w:bidi="en_US"/>
-        </w:rPr>
-      </w:r>
-      <w:r>
-        <w:rPr>
-          <w:lang w:val="en_US" w:bidi="en_US"/>
-        </w:rPr>
-      </w:r>
-    </w:p>
-    <w:p>
-      <w:pPr/>
-      <w:r>
-        <w:rPr>
-          <w:lang w:val="en_US" w:bidi="en_US"/>
-        </w:rPr>
+        <w:t xml:space="preserve"> Yahweh {is} good to the ones waiting for him, to the soul {that} seeks him.</w:t>
       </w:r>
     </w:p>
     <w:p>
@@ -2976,25 +1695,7 @@
         <w:rPr>
           <w:lang w:val="en_US" w:bidi="en_US"/>
         </w:rPr>
-        <w:t xml:space="preserve"> It is good to wait and be silent for the salvation of Yahweh.</w:t>
-      </w:r>
-      <w:r>
-        <w:rPr>
-          <w:lang w:val="en_US" w:bidi="en_US"/>
-        </w:rPr>
-      </w:r>
-      <w:r>
-        <w:rPr>
-          <w:lang w:val="en_US" w:bidi="en_US"/>
-        </w:rPr>
-      </w:r>
-    </w:p>
-    <w:p>
-      <w:pPr/>
-      <w:r>
-        <w:rPr>
-          <w:lang w:val="en_US" w:bidi="en_US"/>
-        </w:rPr>
+        <w:t xml:space="preserve"> {It} is good to wait and {be} silent for the salvation of Yahweh.</w:t>
       </w:r>
     </w:p>
     <w:p>
@@ -3015,25 +1716,7 @@
         <w:rPr>
           <w:lang w:val="en_US" w:bidi="en_US"/>
         </w:rPr>
-        <w:t xml:space="preserve"> It is good for a man that he bear the yoke in his youth.</w:t>
-      </w:r>
-      <w:r>
-        <w:rPr>
-          <w:lang w:val="en_US" w:bidi="en_US"/>
-        </w:rPr>
-      </w:r>
-      <w:r>
-        <w:rPr>
-          <w:lang w:val="en_US" w:bidi="en_US"/>
-        </w:rPr>
-      </w:r>
-    </w:p>
-    <w:p>
-      <w:pPr/>
-      <w:r>
-        <w:rPr>
-          <w:lang w:val="en_US" w:bidi="en_US"/>
-        </w:rPr>
+        <w:t xml:space="preserve"> {It} is good for a man that he bears a yoke in his youth.</w:t>
       </w:r>
     </w:p>
     <w:p>
@@ -3054,25 +1737,7 @@
         <w:rPr>
           <w:lang w:val="en_US" w:bidi="en_US"/>
         </w:rPr>
-        <w:t xml:space="preserve"> Let him sit alone and be silent when it is laid upon him.</w:t>
-      </w:r>
-      <w:r>
-        <w:rPr>
-          <w:lang w:val="en_US" w:bidi="en_US"/>
-        </w:rPr>
-      </w:r>
-      <w:r>
-        <w:rPr>
-          <w:lang w:val="en_US" w:bidi="en_US"/>
-        </w:rPr>
-      </w:r>
-    </w:p>
-    <w:p>
-      <w:pPr/>
-      <w:r>
-        <w:rPr>
-          <w:lang w:val="en_US" w:bidi="en_US"/>
-        </w:rPr>
+        <w:t xml:space="preserve"> Let him sit alone and be silent, for he has laid {it} upon him.</w:t>
       </w:r>
     </w:p>
     <w:p>
@@ -3095,24 +1760,6 @@
         </w:rPr>
         <w:t xml:space="preserve"> Let him put his mouth in the dust; perhaps there is hope.</w:t>
       </w:r>
-      <w:r>
-        <w:rPr>
-          <w:lang w:val="en_US" w:bidi="en_US"/>
-        </w:rPr>
-      </w:r>
-      <w:r>
-        <w:rPr>
-          <w:lang w:val="en_US" w:bidi="en_US"/>
-        </w:rPr>
-      </w:r>
-    </w:p>
-    <w:p>
-      <w:pPr/>
-      <w:r>
-        <w:rPr>
-          <w:lang w:val="en_US" w:bidi="en_US"/>
-        </w:rPr>
-      </w:r>
     </w:p>
     <w:p>
       <w:pPr/>
@@ -3132,25 +1779,7 @@
         <w:rPr>
           <w:lang w:val="en_US" w:bidi="en_US"/>
         </w:rPr>
-        <w:t xml:space="preserve"> Let him give his cheek to the one striking him; let him be filled with reproach.</w:t>
-      </w:r>
-      <w:r>
-        <w:rPr>
-          <w:lang w:val="en_US" w:bidi="en_US"/>
-        </w:rPr>
-      </w:r>
-      <w:r>
-        <w:rPr>
-          <w:lang w:val="en_US" w:bidi="en_US"/>
-        </w:rPr>
-      </w:r>
-    </w:p>
-    <w:p>
-      <w:pPr/>
-      <w:r>
-        <w:rPr>
-          <w:lang w:val="en_US" w:bidi="en_US"/>
-        </w:rPr>
+        <w:t xml:space="preserve"> Let him give {his} cheek to the one striking him; let {people} fill him with reproach.</w:t>
       </w:r>
     </w:p>
     <w:p>
@@ -3171,25 +1800,7 @@
         <w:rPr>
           <w:lang w:val="en_US" w:bidi="en_US"/>
         </w:rPr>
-        <w:t xml:space="preserve"> For the Lord will not withhold forever.</w:t>
-      </w:r>
-      <w:r>
-        <w:rPr>
-          <w:lang w:val="en_US" w:bidi="en_US"/>
-        </w:rPr>
-      </w:r>
-      <w:r>
-        <w:rPr>
-          <w:lang w:val="en_US" w:bidi="en_US"/>
-        </w:rPr>
-      </w:r>
-    </w:p>
-    <w:p>
-      <w:pPr/>
-      <w:r>
-        <w:rPr>
-          <w:lang w:val="en_US" w:bidi="en_US"/>
-        </w:rPr>
+        <w:t xml:space="preserve"> For the Lord will not reject forever.</w:t>
       </w:r>
     </w:p>
     <w:p>
@@ -3210,25 +1821,7 @@
         <w:rPr>
           <w:lang w:val="en_US" w:bidi="en_US"/>
         </w:rPr>
-        <w:t xml:space="preserve"> Though he brings grief, he will be merciful according to the abundance of his steadfast love.</w:t>
-      </w:r>
-      <w:r>
-        <w:rPr>
-          <w:lang w:val="en_US" w:bidi="en_US"/>
-        </w:rPr>
-      </w:r>
-      <w:r>
-        <w:rPr>
-          <w:lang w:val="en_US" w:bidi="en_US"/>
-        </w:rPr>
-      </w:r>
-    </w:p>
-    <w:p>
-      <w:pPr/>
-      <w:r>
-        <w:rPr>
-          <w:lang w:val="en_US" w:bidi="en_US"/>
-        </w:rPr>
+        <w:t xml:space="preserve"> For though he causes grief, he will have compassion according to the abundance of his covenant faithfulness.</w:t>
       </w:r>
     </w:p>
     <w:p>
@@ -3249,25 +1842,7 @@
         <w:rPr>
           <w:lang w:val="en_US" w:bidi="en_US"/>
         </w:rPr>
-        <w:t xml:space="preserve"> For he does not afflict from his heart or grieve the sons of man.</w:t>
-      </w:r>
-      <w:r>
-        <w:rPr>
-          <w:lang w:val="en_US" w:bidi="en_US"/>
-        </w:rPr>
-      </w:r>
-      <w:r>
-        <w:rPr>
-          <w:lang w:val="en_US" w:bidi="en_US"/>
-        </w:rPr>
-      </w:r>
-    </w:p>
-    <w:p>
-      <w:pPr/>
-      <w:r>
-        <w:rPr>
-          <w:lang w:val="en_US" w:bidi="en_US"/>
-        </w:rPr>
+        <w:t xml:space="preserve"> For he does not afflict from his heart, or grieve the sons of man.</w:t>
       </w:r>
     </w:p>
     <w:p>
@@ -3288,25 +1863,7 @@
         <w:rPr>
           <w:lang w:val="en_US" w:bidi="en_US"/>
         </w:rPr>
-        <w:t xml:space="preserve"> Crushing under his feet all the prisoners of the earth;</w:t>
-      </w:r>
-      <w:r>
-        <w:rPr>
-          <w:lang w:val="en_US" w:bidi="en_US"/>
-        </w:rPr>
-      </w:r>
-      <w:r>
-        <w:rPr>
-          <w:lang w:val="en_US" w:bidi="en_US"/>
-        </w:rPr>
-      </w:r>
-    </w:p>
-    <w:p>
-      <w:pPr/>
-      <w:r>
-        <w:rPr>
-          <w:lang w:val="en_US" w:bidi="en_US"/>
-        </w:rPr>
+        <w:t xml:space="preserve"> To crush under his feet all the prisoners of {the} earth,</w:t>
       </w:r>
     </w:p>
     <w:p>
@@ -3327,25 +1884,7 @@
         <w:rPr>
           <w:lang w:val="en_US" w:bidi="en_US"/>
         </w:rPr>
-        <w:t xml:space="preserve"> denying a man justice before the face of the Most High;</w:t>
-      </w:r>
-      <w:r>
-        <w:rPr>
-          <w:lang w:val="en_US" w:bidi="en_US"/>
-        </w:rPr>
-      </w:r>
-      <w:r>
-        <w:rPr>
-          <w:lang w:val="en_US" w:bidi="en_US"/>
-        </w:rPr>
-      </w:r>
-    </w:p>
-    <w:p>
-      <w:pPr/>
-      <w:r>
-        <w:rPr>
-          <w:lang w:val="en_US" w:bidi="en_US"/>
-        </w:rPr>
+        <w:t xml:space="preserve"> to turn aside the justice of a man before the face of the Most High,</w:t>
       </w:r>
     </w:p>
     <w:p>
@@ -3366,25 +1905,7 @@
         <w:rPr>
           <w:lang w:val="en_US" w:bidi="en_US"/>
         </w:rPr>
-        <w:t xml:space="preserve"> perverting a man in his dispute—the Lord does not approve.</w:t>
-      </w:r>
-      <w:r>
-        <w:rPr>
-          <w:lang w:val="en_US" w:bidi="en_US"/>
-        </w:rPr>
-      </w:r>
-      <w:r>
-        <w:rPr>
-          <w:lang w:val="en_US" w:bidi="en_US"/>
-        </w:rPr>
-      </w:r>
-    </w:p>
-    <w:p>
-      <w:pPr/>
-      <w:r>
-        <w:rPr>
-          <w:lang w:val="en_US" w:bidi="en_US"/>
-        </w:rPr>
+        <w:t xml:space="preserve"> to pervert a man in his dispute— the Lord does not see {it.}</w:t>
       </w:r>
     </w:p>
     <w:p>
@@ -3405,25 +1926,7 @@
         <w:rPr>
           <w:lang w:val="en_US" w:bidi="en_US"/>
         </w:rPr>
-        <w:t xml:space="preserve"> Who has spoken this and it happened, if the Lord did not command?</w:t>
-      </w:r>
-      <w:r>
-        <w:rPr>
-          <w:lang w:val="en_US" w:bidi="en_US"/>
-        </w:rPr>
-      </w:r>
-      <w:r>
-        <w:rPr>
-          <w:lang w:val="en_US" w:bidi="en_US"/>
-        </w:rPr>
-      </w:r>
-    </w:p>
-    <w:p>
-      <w:pPr/>
-      <w:r>
-        <w:rPr>
-          <w:lang w:val="en_US" w:bidi="en_US"/>
-        </w:rPr>
+        <w:t xml:space="preserve"> Who {is} this {who} spoke and it came to be? {Did} the Lord not command {it?}</w:t>
       </w:r>
     </w:p>
     <w:p>
@@ -3444,25 +1947,7 @@
         <w:rPr>
           <w:lang w:val="en_US" w:bidi="en_US"/>
         </w:rPr>
-        <w:t xml:space="preserve"> Did not trouble and good come forth from the mouth of the Most High?</w:t>
-      </w:r>
-      <w:r>
-        <w:rPr>
-          <w:lang w:val="en_US" w:bidi="en_US"/>
-        </w:rPr>
-      </w:r>
-      <w:r>
-        <w:rPr>
-          <w:lang w:val="en_US" w:bidi="en_US"/>
-        </w:rPr>
-      </w:r>
-    </w:p>
-    <w:p>
-      <w:pPr/>
-      <w:r>
-        <w:rPr>
-          <w:lang w:val="en_US" w:bidi="en_US"/>
-        </w:rPr>
+        <w:t xml:space="preserve"> From the mouth of the Most High do not the evil things and the good go forth?</w:t>
       </w:r>
     </w:p>
     <w:p>
@@ -3483,25 +1968,7 @@
         <w:rPr>
           <w:lang w:val="en_US" w:bidi="en_US"/>
         </w:rPr>
-        <w:t xml:space="preserve"> How can a person, a living man, complain about his guilt?</w:t>
-      </w:r>
-      <w:r>
-        <w:rPr>
-          <w:lang w:val="en_US" w:bidi="en_US"/>
-        </w:rPr>
-      </w:r>
-      <w:r>
-        <w:rPr>
-          <w:lang w:val="en_US" w:bidi="en_US"/>
-        </w:rPr>
-      </w:r>
-    </w:p>
-    <w:p>
-      <w:pPr/>
-      <w:r>
-        <w:rPr>
-          <w:lang w:val="en_US" w:bidi="en_US"/>
-        </w:rPr>
+        <w:t xml:space="preserve"> Why should a living man complain, a man about his sins?</w:t>
       </w:r>
     </w:p>
     <w:p>
@@ -3522,25 +1989,7 @@
         <w:rPr>
           <w:lang w:val="en_US" w:bidi="en_US"/>
         </w:rPr>
-        <w:t xml:space="preserve"> Let us examine our ways and let us seek and return to Yahweh.</w:t>
-      </w:r>
-      <w:r>
-        <w:rPr>
-          <w:lang w:val="en_US" w:bidi="en_US"/>
-        </w:rPr>
-      </w:r>
-      <w:r>
-        <w:rPr>
-          <w:lang w:val="en_US" w:bidi="en_US"/>
-        </w:rPr>
-      </w:r>
-    </w:p>
-    <w:p>
-      <w:pPr/>
-      <w:r>
-        <w:rPr>
-          <w:lang w:val="en_US" w:bidi="en_US"/>
-        </w:rPr>
+        <w:t xml:space="preserve"> Let us search our ways and examine {them,} and let us return to Yahweh.</w:t>
       </w:r>
     </w:p>
     <w:p>
@@ -3561,25 +2010,7 @@
         <w:rPr>
           <w:lang w:val="en_US" w:bidi="en_US"/>
         </w:rPr>
-        <w:t xml:space="preserve"> Let us lift up our hearts with our hands to God in heaven.</w:t>
-      </w:r>
-      <w:r>
-        <w:rPr>
-          <w:lang w:val="en_US" w:bidi="en_US"/>
-        </w:rPr>
-      </w:r>
-      <w:r>
-        <w:rPr>
-          <w:lang w:val="en_US" w:bidi="en_US"/>
-        </w:rPr>
-      </w:r>
-    </w:p>
-    <w:p>
-      <w:pPr/>
-      <w:r>
-        <w:rPr>
-          <w:lang w:val="en_US" w:bidi="en_US"/>
-        </w:rPr>
+        <w:t xml:space="preserve"> Let us lift up our hearts with {our} hands to God in the heavens.</w:t>
       </w:r>
     </w:p>
     <w:p>
@@ -3600,25 +2031,7 @@
         <w:rPr>
           <w:lang w:val="en_US" w:bidi="en_US"/>
         </w:rPr>
-        <w:t xml:space="preserve"> We have surely transgressed and disobeyed you; you did not pardon.</w:t>
-      </w:r>
-      <w:r>
-        <w:rPr>
-          <w:lang w:val="en_US" w:bidi="en_US"/>
-        </w:rPr>
-      </w:r>
-      <w:r>
-        <w:rPr>
-          <w:lang w:val="en_US" w:bidi="en_US"/>
-        </w:rPr>
-      </w:r>
-    </w:p>
-    <w:p>
-      <w:pPr/>
-      <w:r>
-        <w:rPr>
-          <w:lang w:val="en_US" w:bidi="en_US"/>
-        </w:rPr>
+        <w:t xml:space="preserve"> We, we have transgressed and rebelled; you have not forgiven.</w:t>
       </w:r>
     </w:p>
     <w:p>
@@ -3639,25 +2052,7 @@
         <w:rPr>
           <w:lang w:val="en_US" w:bidi="en_US"/>
         </w:rPr>
-        <w:t xml:space="preserve"> You wrapped in anger and pursued us; you slayed; you showed no pity.</w:t>
-      </w:r>
-      <w:r>
-        <w:rPr>
-          <w:lang w:val="en_US" w:bidi="en_US"/>
-        </w:rPr>
-      </w:r>
-      <w:r>
-        <w:rPr>
-          <w:lang w:val="en_US" w:bidi="en_US"/>
-        </w:rPr>
-      </w:r>
-    </w:p>
-    <w:p>
-      <w:pPr/>
-      <w:r>
-        <w:rPr>
-          <w:lang w:val="en_US" w:bidi="en_US"/>
-        </w:rPr>
+        <w:t xml:space="preserve"> You covered {yourself} in nose and pursued us; you killed; you did not show pity.</w:t>
       </w:r>
     </w:p>
     <w:p>
@@ -3678,25 +2073,7 @@
         <w:rPr>
           <w:lang w:val="en_US" w:bidi="en_US"/>
         </w:rPr>
-        <w:t xml:space="preserve"> You wrapped yourself in a cloud, from a prayer passing through.</w:t>
-      </w:r>
-      <w:r>
-        <w:rPr>
-          <w:lang w:val="en_US" w:bidi="en_US"/>
-        </w:rPr>
-      </w:r>
-      <w:r>
-        <w:rPr>
-          <w:lang w:val="en_US" w:bidi="en_US"/>
-        </w:rPr>
-      </w:r>
-    </w:p>
-    <w:p>
-      <w:pPr/>
-      <w:r>
-        <w:rPr>
-          <w:lang w:val="en_US" w:bidi="en_US"/>
-        </w:rPr>
+        <w:t xml:space="preserve"> You covered yourself in a cloud, from a prayer passing through.</w:t>
       </w:r>
     </w:p>
     <w:p>
@@ -3717,25 +2094,7 @@
         <w:rPr>
           <w:lang w:val="en_US" w:bidi="en_US"/>
         </w:rPr>
-        <w:t xml:space="preserve"> You made us an outcast and garbage among the nations.</w:t>
-      </w:r>
-      <w:r>
-        <w:rPr>
-          <w:lang w:val="en_US" w:bidi="en_US"/>
-        </w:rPr>
-      </w:r>
-      <w:r>
-        <w:rPr>
-          <w:lang w:val="en_US" w:bidi="en_US"/>
-        </w:rPr>
-      </w:r>
-    </w:p>
-    <w:p>
-      <w:pPr/>
-      <w:r>
-        <w:rPr>
-          <w:lang w:val="en_US" w:bidi="en_US"/>
-        </w:rPr>
+        <w:t xml:space="preserve"> Offscouring and refuse you make us in the midst of the peoples.</w:t>
       </w:r>
     </w:p>
     <w:p>
@@ -3756,25 +2115,7 @@
         <w:rPr>
           <w:lang w:val="en_US" w:bidi="en_US"/>
         </w:rPr>
-        <w:t xml:space="preserve"> They open their mouth against us, all our enemies.</w:t>
-      </w:r>
-      <w:r>
-        <w:rPr>
-          <w:lang w:val="en_US" w:bidi="en_US"/>
-        </w:rPr>
-      </w:r>
-      <w:r>
-        <w:rPr>
-          <w:lang w:val="en_US" w:bidi="en_US"/>
-        </w:rPr>
-      </w:r>
-    </w:p>
-    <w:p>
-      <w:pPr/>
-      <w:r>
-        <w:rPr>
-          <w:lang w:val="en_US" w:bidi="en_US"/>
-        </w:rPr>
+        <w:t xml:space="preserve"> All our enemies opened their mouth against us.</w:t>
       </w:r>
     </w:p>
     <w:p>
@@ -3795,25 +2136,7 @@
         <w:rPr>
           <w:lang w:val="en_US" w:bidi="en_US"/>
         </w:rPr>
-        <w:t xml:space="preserve"> Panic and pitfall have come for us, ruin and destruction.</w:t>
-      </w:r>
-      <w:r>
-        <w:rPr>
-          <w:lang w:val="en_US" w:bidi="en_US"/>
-        </w:rPr>
-      </w:r>
-      <w:r>
-        <w:rPr>
-          <w:lang w:val="en_US" w:bidi="en_US"/>
-        </w:rPr>
-      </w:r>
-    </w:p>
-    <w:p>
-      <w:pPr/>
-      <w:r>
-        <w:rPr>
-          <w:lang w:val="en_US" w:bidi="en_US"/>
-        </w:rPr>
+        <w:t xml:space="preserve"> Terror and the pit have come to us, the desolation and the destruction.</w:t>
       </w:r>
     </w:p>
     <w:p>
@@ -3834,25 +2157,7 @@
         <w:rPr>
           <w:lang w:val="en_US" w:bidi="en_US"/>
         </w:rPr>
-        <w:t xml:space="preserve"> My eyes flow with streams of water because the daughter of my people are destroyed.</w:t>
-      </w:r>
-      <w:r>
-        <w:rPr>
-          <w:lang w:val="en_US" w:bidi="en_US"/>
-        </w:rPr>
-      </w:r>
-      <w:r>
-        <w:rPr>
-          <w:lang w:val="en_US" w:bidi="en_US"/>
-        </w:rPr>
-      </w:r>
-    </w:p>
-    <w:p>
-      <w:pPr/>
-      <w:r>
-        <w:rPr>
-          <w:lang w:val="en_US" w:bidi="en_US"/>
-        </w:rPr>
+        <w:t xml:space="preserve"> Streams of water go down {from} my eye, over the destruction of the daughter of my people.</w:t>
       </w:r>
     </w:p>
     <w:p>
@@ -3873,25 +2178,7 @@
         <w:rPr>
           <w:lang w:val="en_US" w:bidi="en_US"/>
         </w:rPr>
-        <w:t xml:space="preserve"> My eye pours forth and it does not cease. There was no relief,</w:t>
-      </w:r>
-      <w:r>
-        <w:rPr>
-          <w:lang w:val="en_US" w:bidi="en_US"/>
-        </w:rPr>
-      </w:r>
-      <w:r>
-        <w:rPr>
-          <w:lang w:val="en_US" w:bidi="en_US"/>
-        </w:rPr>
-      </w:r>
-    </w:p>
-    <w:p>
-      <w:pPr/>
-      <w:r>
-        <w:rPr>
-          <w:lang w:val="en_US" w:bidi="en_US"/>
-        </w:rPr>
+        <w:t xml:space="preserve"> My eye pours out and does not cease, without stopping,</w:t>
       </w:r>
     </w:p>
     <w:p>
@@ -3912,25 +2199,7 @@
         <w:rPr>
           <w:lang w:val="en_US" w:bidi="en_US"/>
         </w:rPr>
-        <w:t xml:space="preserve"> until he looked down and Yahweh saw from heaven.</w:t>
-      </w:r>
-      <w:r>
-        <w:rPr>
-          <w:lang w:val="en_US" w:bidi="en_US"/>
-        </w:rPr>
-      </w:r>
-      <w:r>
-        <w:rPr>
-          <w:lang w:val="en_US" w:bidi="en_US"/>
-        </w:rPr>
-      </w:r>
-    </w:p>
-    <w:p>
-      <w:pPr/>
-      <w:r>
-        <w:rPr>
-          <w:lang w:val="en_US" w:bidi="en_US"/>
-        </w:rPr>
+        <w:t xml:space="preserve"> until he looks down and Yahweh sees from the heavens.</w:t>
       </w:r>
     </w:p>
     <w:p>
@@ -3951,25 +2220,7 @@
         <w:rPr>
           <w:lang w:val="en_US" w:bidi="en_US"/>
         </w:rPr>
-        <w:t xml:space="preserve"> My eyes grieve my soul because of all the daughters of my city.</w:t>
-      </w:r>
-      <w:r>
-        <w:rPr>
-          <w:lang w:val="en_US" w:bidi="en_US"/>
-        </w:rPr>
-      </w:r>
-      <w:r>
-        <w:rPr>
-          <w:lang w:val="en_US" w:bidi="en_US"/>
-        </w:rPr>
-      </w:r>
-    </w:p>
-    <w:p>
-      <w:pPr/>
-      <w:r>
-        <w:rPr>
-          <w:lang w:val="en_US" w:bidi="en_US"/>
-        </w:rPr>
+        <w:t xml:space="preserve"> My eye brings grief to my soul because of all the daughters of my city.</w:t>
       </w:r>
     </w:p>
     <w:p>
@@ -3990,25 +2241,7 @@
         <w:rPr>
           <w:lang w:val="en_US" w:bidi="en_US"/>
         </w:rPr>
-        <w:t xml:space="preserve"> Surely, my enemies hunted me like a bird without cause.</w:t>
-      </w:r>
-      <w:r>
-        <w:rPr>
-          <w:lang w:val="en_US" w:bidi="en_US"/>
-        </w:rPr>
-      </w:r>
-      <w:r>
-        <w:rPr>
-          <w:lang w:val="en_US" w:bidi="en_US"/>
-        </w:rPr>
-      </w:r>
-    </w:p>
-    <w:p>
-      <w:pPr/>
-      <w:r>
-        <w:rPr>
-          <w:lang w:val="en_US" w:bidi="en_US"/>
-        </w:rPr>
+        <w:t xml:space="preserve"> Hunting, they hunted me like a bird, my enemies without cause.</w:t>
       </w:r>
     </w:p>
     <w:p>
@@ -4029,25 +2262,7 @@
         <w:rPr>
           <w:lang w:val="en_US" w:bidi="en_US"/>
         </w:rPr>
-        <w:t xml:space="preserve"> They silenced my life with a pit and threw a stone on me.</w:t>
-      </w:r>
-      <w:r>
-        <w:rPr>
-          <w:lang w:val="en_US" w:bidi="en_US"/>
-        </w:rPr>
-      </w:r>
-      <w:r>
-        <w:rPr>
-          <w:lang w:val="en_US" w:bidi="en_US"/>
-        </w:rPr>
-      </w:r>
-    </w:p>
-    <w:p>
-      <w:pPr/>
-      <w:r>
-        <w:rPr>
-          <w:lang w:val="en_US" w:bidi="en_US"/>
-        </w:rPr>
+        <w:t xml:space="preserve"> They silenced my life in the pit and cast a stone against me.</w:t>
       </w:r>
     </w:p>
     <w:p>
@@ -4068,25 +2283,7 @@
         <w:rPr>
           <w:lang w:val="en_US" w:bidi="en_US"/>
         </w:rPr>
-        <w:t xml:space="preserve"> They made water overflow over my head. I said, ‘I have been cut off!’</w:t>
-      </w:r>
-      <w:r>
-        <w:rPr>
-          <w:lang w:val="en_US" w:bidi="en_US"/>
-        </w:rPr>
-      </w:r>
-      <w:r>
-        <w:rPr>
-          <w:lang w:val="en_US" w:bidi="en_US"/>
-        </w:rPr>
-      </w:r>
-    </w:p>
-    <w:p>
-      <w:pPr/>
-      <w:r>
-        <w:rPr>
-          <w:lang w:val="en_US" w:bidi="en_US"/>
-        </w:rPr>
+        <w:t xml:space="preserve"> Waters flowed over my head; I said, “I am cut off.”</w:t>
       </w:r>
     </w:p>
     <w:p>
@@ -4107,25 +2304,7 @@
         <w:rPr>
           <w:lang w:val="en_US" w:bidi="en_US"/>
         </w:rPr>
-        <w:t xml:space="preserve"> I called your name, O Yahweh, from the depths of the pit.</w:t>
-      </w:r>
-      <w:r>
-        <w:rPr>
-          <w:lang w:val="en_US" w:bidi="en_US"/>
-        </w:rPr>
-      </w:r>
-      <w:r>
-        <w:rPr>
-          <w:lang w:val="en_US" w:bidi="en_US"/>
-        </w:rPr>
-      </w:r>
-    </w:p>
-    <w:p>
-      <w:pPr/>
-      <w:r>
-        <w:rPr>
-          <w:lang w:val="en_US" w:bidi="en_US"/>
-        </w:rPr>
+        <w:t xml:space="preserve"> I called on your name, Yahweh, from the pit of the depths.</w:t>
       </w:r>
     </w:p>
     <w:p>
@@ -4146,25 +2325,7 @@
         <w:rPr>
           <w:lang w:val="en_US" w:bidi="en_US"/>
         </w:rPr>
-        <w:t xml:space="preserve"> You heard my voice. ‘Do not shut your ear to my relief, to my cry for help.’</w:t>
-      </w:r>
-      <w:r>
-        <w:rPr>
-          <w:lang w:val="en_US" w:bidi="en_US"/>
-        </w:rPr>
-      </w:r>
-      <w:r>
-        <w:rPr>
-          <w:lang w:val="en_US" w:bidi="en_US"/>
-        </w:rPr>
-      </w:r>
-    </w:p>
-    <w:p>
-      <w:pPr/>
-      <w:r>
-        <w:rPr>
-          <w:lang w:val="en_US" w:bidi="en_US"/>
-        </w:rPr>
+        <w:t xml:space="preserve"> You heard my voice; do not hide your ear to my relief, to my cry for help.</w:t>
       </w:r>
     </w:p>
     <w:p>
@@ -4185,25 +2346,7 @@
         <w:rPr>
           <w:lang w:val="en_US" w:bidi="en_US"/>
         </w:rPr>
-        <w:t xml:space="preserve"> You came near in the day I called you; you said, ‘Do not fear.’</w:t>
-      </w:r>
-      <w:r>
-        <w:rPr>
-          <w:lang w:val="en_US" w:bidi="en_US"/>
-        </w:rPr>
-      </w:r>
-      <w:r>
-        <w:rPr>
-          <w:lang w:val="en_US" w:bidi="en_US"/>
-        </w:rPr>
-      </w:r>
-    </w:p>
-    <w:p>
-      <w:pPr/>
-      <w:r>
-        <w:rPr>
-          <w:lang w:val="en_US" w:bidi="en_US"/>
-        </w:rPr>
+        <w:t xml:space="preserve"> You drew near on the day I called on you; you said, “Do not fear.”</w:t>
       </w:r>
     </w:p>
     <w:p>
@@ -4224,25 +2367,7 @@
         <w:rPr>
           <w:lang w:val="en_US" w:bidi="en_US"/>
         </w:rPr>
-        <w:t xml:space="preserve"> O Lord, you defended the dispute of my soul; you saved my life.</w:t>
-      </w:r>
-      <w:r>
-        <w:rPr>
-          <w:lang w:val="en_US" w:bidi="en_US"/>
-        </w:rPr>
-      </w:r>
-      <w:r>
-        <w:rPr>
-          <w:lang w:val="en_US" w:bidi="en_US"/>
-        </w:rPr>
-      </w:r>
-    </w:p>
-    <w:p>
-      <w:pPr/>
-      <w:r>
-        <w:rPr>
-          <w:lang w:val="en_US" w:bidi="en_US"/>
-        </w:rPr>
+        <w:t xml:space="preserve"> Lord, you pleaded the cases of my soul; you redeemed my life.</w:t>
       </w:r>
     </w:p>
     <w:p>
@@ -4263,25 +2388,7 @@
         <w:rPr>
           <w:lang w:val="en_US" w:bidi="en_US"/>
         </w:rPr>
-        <w:t xml:space="preserve"> O Yahweh, you saw my affliction; judge my case.</w:t>
-      </w:r>
-      <w:r>
-        <w:rPr>
-          <w:lang w:val="en_US" w:bidi="en_US"/>
-        </w:rPr>
-      </w:r>
-      <w:r>
-        <w:rPr>
-          <w:lang w:val="en_US" w:bidi="en_US"/>
-        </w:rPr>
-      </w:r>
-    </w:p>
-    <w:p>
-      <w:pPr/>
-      <w:r>
-        <w:rPr>
-          <w:lang w:val="en_US" w:bidi="en_US"/>
-        </w:rPr>
+        <w:t xml:space="preserve"> You have seen, Yahweh, my wrong; judge my case.</w:t>
       </w:r>
     </w:p>
     <w:p>
@@ -4302,25 +2409,7 @@
         <w:rPr>
           <w:lang w:val="en_US" w:bidi="en_US"/>
         </w:rPr>
-        <w:t xml:space="preserve"> You have seen all their insults, all their plots against me.</w:t>
-      </w:r>
-      <w:r>
-        <w:rPr>
-          <w:lang w:val="en_US" w:bidi="en_US"/>
-        </w:rPr>
-      </w:r>
-      <w:r>
-        <w:rPr>
-          <w:lang w:val="en_US" w:bidi="en_US"/>
-        </w:rPr>
-      </w:r>
-    </w:p>
-    <w:p>
-      <w:pPr/>
-      <w:r>
-        <w:rPr>
-          <w:lang w:val="en_US" w:bidi="en_US"/>
-        </w:rPr>
+        <w:t xml:space="preserve"> You have seen all their vengeance, all their plans against me.</w:t>
       </w:r>
     </w:p>
     <w:p>
@@ -4341,25 +2430,7 @@
         <w:rPr>
           <w:lang w:val="en_US" w:bidi="en_US"/>
         </w:rPr>
-        <w:t xml:space="preserve"> You have heard their scorn, O Yahweh, all their plots against me.</w:t>
-      </w:r>
-      <w:r>
-        <w:rPr>
-          <w:lang w:val="en_US" w:bidi="en_US"/>
-        </w:rPr>
-      </w:r>
-      <w:r>
-        <w:rPr>
-          <w:lang w:val="en_US" w:bidi="en_US"/>
-        </w:rPr>
-      </w:r>
-    </w:p>
-    <w:p>
-      <w:pPr/>
-      <w:r>
-        <w:rPr>
-          <w:lang w:val="en_US" w:bidi="en_US"/>
-        </w:rPr>
+        <w:t xml:space="preserve"> You have heard their reproach, Yahweh, all their plans against me,</w:t>
       </w:r>
     </w:p>
     <w:p>
@@ -4380,25 +2451,7 @@
         <w:rPr>
           <w:lang w:val="en_US" w:bidi="en_US"/>
         </w:rPr>
-        <w:t xml:space="preserve"> The lips of my assailants and their songs are against me all day.</w:t>
-      </w:r>
-      <w:r>
-        <w:rPr>
-          <w:lang w:val="en_US" w:bidi="en_US"/>
-        </w:rPr>
-      </w:r>
-      <w:r>
-        <w:rPr>
-          <w:lang w:val="en_US" w:bidi="en_US"/>
-        </w:rPr>
-      </w:r>
-    </w:p>
-    <w:p>
-      <w:pPr/>
-      <w:r>
-        <w:rPr>
-          <w:lang w:val="en_US" w:bidi="en_US"/>
-        </w:rPr>
+        <w:t xml:space="preserve"> the lips of those rising against me and their muttering against me all the day.</w:t>
       </w:r>
     </w:p>
     <w:p>
@@ -4419,25 +2472,7 @@
         <w:rPr>
           <w:lang w:val="en_US" w:bidi="en_US"/>
         </w:rPr>
-        <w:t xml:space="preserve"> Look! their sitting and rising, their songs are against me.</w:t>
-      </w:r>
-      <w:r>
-        <w:rPr>
-          <w:lang w:val="en_US" w:bidi="en_US"/>
-        </w:rPr>
-      </w:r>
-      <w:r>
-        <w:rPr>
-          <w:lang w:val="en_US" w:bidi="en_US"/>
-        </w:rPr>
-      </w:r>
-    </w:p>
-    <w:p>
-      <w:pPr/>
-      <w:r>
-        <w:rPr>
-          <w:lang w:val="en_US" w:bidi="en_US"/>
-        </w:rPr>
+        <w:t xml:space="preserve"> Look at their sitting and their rising; I {am} their mocking song.</w:t>
       </w:r>
     </w:p>
     <w:p>
@@ -4458,25 +2493,7 @@
         <w:rPr>
           <w:lang w:val="en_US" w:bidi="en_US"/>
         </w:rPr>
-        <w:t xml:space="preserve"> You, O Yahweh, will return to them a payment according to the deeds of their hands.</w:t>
-      </w:r>
-      <w:r>
-        <w:rPr>
-          <w:lang w:val="en_US" w:bidi="en_US"/>
-        </w:rPr>
-      </w:r>
-      <w:r>
-        <w:rPr>
-          <w:lang w:val="en_US" w:bidi="en_US"/>
-        </w:rPr>
-      </w:r>
-    </w:p>
-    <w:p>
-      <w:pPr/>
-      <w:r>
-        <w:rPr>
-          <w:lang w:val="en_US" w:bidi="en_US"/>
-        </w:rPr>
+        <w:t xml:space="preserve"> You will return to them recompense, Yahweh, according to the work of their hands.</w:t>
       </w:r>
     </w:p>
     <w:p>
@@ -4497,25 +2514,7 @@
         <w:rPr>
           <w:lang w:val="en_US" w:bidi="en_US"/>
         </w:rPr>
-        <w:t xml:space="preserve"> Give them an insolent heart; your condemnation be upon them!</w:t>
-      </w:r>
-      <w:r>
-        <w:rPr>
-          <w:lang w:val="en_US" w:bidi="en_US"/>
-        </w:rPr>
-      </w:r>
-      <w:r>
-        <w:rPr>
-          <w:lang w:val="en_US" w:bidi="en_US"/>
-        </w:rPr>
-      </w:r>
-    </w:p>
-    <w:p>
-      <w:pPr/>
-      <w:r>
-        <w:rPr>
-          <w:lang w:val="en_US" w:bidi="en_US"/>
-        </w:rPr>
+        <w:t xml:space="preserve"> You will give them a covering of heart; your curse {will} be on them.</w:t>
       </w:r>
     </w:p>
     <w:p>
@@ -4536,25 +2535,7 @@
         <w:rPr>
           <w:lang w:val="en_US" w:bidi="en_US"/>
         </w:rPr>
-        <w:t xml:space="preserve"> You pursue in anger and destroy them from under heaven, O Yahweh.</w:t>
-      </w:r>
-      <w:r>
-        <w:rPr>
-          <w:lang w:val="en_US" w:bidi="en_US"/>
-        </w:rPr>
-      </w:r>
-      <w:r>
-        <w:rPr>
-          <w:lang w:val="en_US" w:bidi="en_US"/>
-        </w:rPr>
-      </w:r>
-    </w:p>
-    <w:p>
-      <w:pPr/>
-      <w:r>
-        <w:rPr>
-          <w:lang w:val="en_US" w:bidi="en_US"/>
-        </w:rPr>
+        <w:t xml:space="preserve"> You will pursue in nose and destroy them from under the heavens of Yahweh.</w:t>
       </w:r>
     </w:p>
     <w:p>
@@ -4591,25 +2572,7 @@
         <w:rPr>
           <w:lang w:val="en_US" w:bidi="en_US"/>
         </w:rPr>
-        <w:t xml:space="preserve"> O how the gold is tarnished; the pure gold has changed. The holy stones are scattered at the corner of every street.</w:t>
-      </w:r>
-      <w:r>
-        <w:rPr>
-          <w:lang w:val="en_US" w:bidi="en_US"/>
-        </w:rPr>
-      </w:r>
-      <w:r>
-        <w:rPr>
-          <w:lang w:val="en_US" w:bidi="en_US"/>
-        </w:rPr>
-      </w:r>
-    </w:p>
-    <w:p>
-      <w:pPr/>
-      <w:r>
-        <w:rPr>
-          <w:lang w:val="en_US" w:bidi="en_US"/>
-        </w:rPr>
+        <w:t xml:space="preserve"> How the gold is tarnished; {people} have changed the good fine gold. The stones of holiness are poured out at the head of every street.</w:t>
       </w:r>
     </w:p>
     <w:p>
@@ -4630,25 +2593,7 @@
         <w:rPr>
           <w:lang w:val="en_US" w:bidi="en_US"/>
         </w:rPr>
-        <w:t xml:space="preserve"> The precious sons of Zion were weighed with fine gold. O how they are regarded as clay jars, the work of potter’s hands!</w:t>
-      </w:r>
-      <w:r>
-        <w:rPr>
-          <w:lang w:val="en_US" w:bidi="en_US"/>
-        </w:rPr>
-      </w:r>
-      <w:r>
-        <w:rPr>
-          <w:lang w:val="en_US" w:bidi="en_US"/>
-        </w:rPr>
-      </w:r>
-    </w:p>
-    <w:p>
-      <w:pPr/>
-      <w:r>
-        <w:rPr>
-          <w:lang w:val="en_US" w:bidi="en_US"/>
-        </w:rPr>
+        <w:t xml:space="preserve"> The precious sons of Zion, weighed against fine gold, how they are regarded as jars of clay, the work of the hands of a potter!</w:t>
       </w:r>
     </w:p>
     <w:p>
@@ -4669,25 +2614,7 @@
         <w:rPr>
           <w:lang w:val="en_US" w:bidi="en_US"/>
         </w:rPr>
-        <w:t xml:space="preserve"> Even the jackals offer the breast; they nurse their cubs. The daughter of my people are fierce like the ostriches in the wilderness.</w:t>
-      </w:r>
-      <w:r>
-        <w:rPr>
-          <w:lang w:val="en_US" w:bidi="en_US"/>
-        </w:rPr>
-      </w:r>
-      <w:r>
-        <w:rPr>
-          <w:lang w:val="en_US" w:bidi="en_US"/>
-        </w:rPr>
-      </w:r>
-    </w:p>
-    <w:p>
-      <w:pPr/>
-      <w:r>
-        <w:rPr>
-          <w:lang w:val="en_US" w:bidi="en_US"/>
-        </w:rPr>
+        <w:t xml:space="preserve"> Even jackals offer the breast; they nurse their young. {But} the daughter of my people {has} become cruel, like ostriches in the wilderness.</w:t>
       </w:r>
     </w:p>
     <w:p>
@@ -4708,25 +2635,7 @@
         <w:rPr>
           <w:lang w:val="en_US" w:bidi="en_US"/>
         </w:rPr>
-        <w:t xml:space="preserve"> The tongue of the nursing baby sticks to the roof of his mouth with thirst. The children ask those dispersing for food; there is none for them.</w:t>
-      </w:r>
-      <w:r>
-        <w:rPr>
-          <w:lang w:val="en_US" w:bidi="en_US"/>
-        </w:rPr>
-      </w:r>
-      <w:r>
-        <w:rPr>
-          <w:lang w:val="en_US" w:bidi="en_US"/>
-        </w:rPr>
-      </w:r>
-    </w:p>
-    <w:p>
-      <w:pPr/>
-      <w:r>
-        <w:rPr>
-          <w:lang w:val="en_US" w:bidi="en_US"/>
-        </w:rPr>
+        <w:t xml:space="preserve"> The tongue of the nursing infant sticks to the roof of his mouth with thirst. Children ask for bread; there is no one breaking {it} for them.</w:t>
       </w:r>
     </w:p>
     <w:p>
@@ -4747,25 +2656,7 @@
         <w:rPr>
           <w:lang w:val="en_US" w:bidi="en_US"/>
         </w:rPr>
-        <w:t xml:space="preserve"> Those eating the finest food are desolate in the streets. Those attended with scarlet cloth embrace piles of garbage.</w:t>
-      </w:r>
-      <w:r>
-        <w:rPr>
-          <w:lang w:val="en_US" w:bidi="en_US"/>
-        </w:rPr>
-      </w:r>
-      <w:r>
-        <w:rPr>
-          <w:lang w:val="en_US" w:bidi="en_US"/>
-        </w:rPr>
-      </w:r>
-    </w:p>
-    <w:p>
-      <w:pPr/>
-      <w:r>
-        <w:rPr>
-          <w:lang w:val="en_US" w:bidi="en_US"/>
-        </w:rPr>
+        <w:t xml:space="preserve"> The ones eating delicacies are desolate in the streets. The ones reared on scarlet embrace garbage heaps.</w:t>
       </w:r>
     </w:p>
     <w:p>
@@ -4786,25 +2677,7 @@
         <w:rPr>
           <w:lang w:val="en_US" w:bidi="en_US"/>
         </w:rPr>
-        <w:t xml:space="preserve"> The guilt of the daughter of my people is greater than the sin of Sodom. It was overthrown as a moment and no hands were wrung for her.</w:t>
-      </w:r>
-      <w:r>
-        <w:rPr>
-          <w:lang w:val="en_US" w:bidi="en_US"/>
-        </w:rPr>
-      </w:r>
-      <w:r>
-        <w:rPr>
-          <w:lang w:val="en_US" w:bidi="en_US"/>
-        </w:rPr>
-      </w:r>
-    </w:p>
-    <w:p>
-      <w:pPr/>
-      <w:r>
-        <w:rPr>
-          <w:lang w:val="en_US" w:bidi="en_US"/>
-        </w:rPr>
+        <w:t xml:space="preserve"> And the iniquity of the daughter of my people is greater than the sin of Sodom, which was overthrown as in a moment, and hands did not tremble for her.</w:t>
       </w:r>
     </w:p>
     <w:p>
@@ -4825,25 +2698,7 @@
         <w:rPr>
           <w:lang w:val="en_US" w:bidi="en_US"/>
         </w:rPr>
-        <w:t xml:space="preserve"> Her Nazarites were more pure than snow; they were more white than milk. Their bones were more ruddy than coral; their parts were sapphire.</w:t>
-      </w:r>
-      <w:r>
-        <w:rPr>
-          <w:lang w:val="en_US" w:bidi="en_US"/>
-        </w:rPr>
-      </w:r>
-      <w:r>
-        <w:rPr>
-          <w:lang w:val="en_US" w:bidi="en_US"/>
-        </w:rPr>
-      </w:r>
-    </w:p>
-    <w:p>
-      <w:pPr/>
-      <w:r>
-        <w:rPr>
-          <w:lang w:val="en_US" w:bidi="en_US"/>
-        </w:rPr>
+        <w:t xml:space="preserve"> Her Nazirites were purer than snow; they were whiter than milk. Their bones were more ruddy than corals; their form {was} sapphire.</w:t>
       </w:r>
     </w:p>
     <w:p>
@@ -4864,25 +2719,7 @@
         <w:rPr>
           <w:lang w:val="en_US" w:bidi="en_US"/>
         </w:rPr>
-        <w:t xml:space="preserve"> Blackness has darkened their form; they are not recognized in the streets. Their skin has shriveled on their bones; it has become dry as wood.</w:t>
-      </w:r>
-      <w:r>
-        <w:rPr>
-          <w:lang w:val="en_US" w:bidi="en_US"/>
-        </w:rPr>
-      </w:r>
-      <w:r>
-        <w:rPr>
-          <w:lang w:val="en_US" w:bidi="en_US"/>
-        </w:rPr>
-      </w:r>
-    </w:p>
-    <w:p>
-      <w:pPr/>
-      <w:r>
-        <w:rPr>
-          <w:lang w:val="en_US" w:bidi="en_US"/>
-        </w:rPr>
+        <w:t xml:space="preserve"> Their appearance is darker than soot; they are not recognized in the streets. Their skin has shriveled on their bones; it has become dry as wood.</w:t>
       </w:r>
     </w:p>
     <w:p>
@@ -4903,25 +2740,7 @@
         <w:rPr>
           <w:lang w:val="en_US" w:bidi="en_US"/>
         </w:rPr>
-        <w:t xml:space="preserve"> Those slain by the sword were happier than those slain by hunger, those who slowly wasted away from the piercing of the field’s produce.</w:t>
-      </w:r>
-      <w:r>
-        <w:rPr>
-          <w:lang w:val="en_US" w:bidi="en_US"/>
-        </w:rPr>
-      </w:r>
-      <w:r>
-        <w:rPr>
-          <w:lang w:val="en_US" w:bidi="en_US"/>
-        </w:rPr>
-      </w:r>
-    </w:p>
-    <w:p>
-      <w:pPr/>
-      <w:r>
-        <w:rPr>
-          <w:lang w:val="en_US" w:bidi="en_US"/>
-        </w:rPr>
+        <w:t xml:space="preserve"> Better were the slain of the sword than the slain of hunger, for they waste away, pierced for lack of the fruits of the field.</w:t>
       </w:r>
     </w:p>
     <w:p>
@@ -4942,25 +2761,7 @@
         <w:rPr>
           <w:lang w:val="en_US" w:bidi="en_US"/>
         </w:rPr>
-        <w:t xml:space="preserve"> The hands of compassionate women boiled their children; they became for them a meal in the destruction of the daughter of my people.</w:t>
-      </w:r>
-      <w:r>
-        <w:rPr>
-          <w:lang w:val="en_US" w:bidi="en_US"/>
-        </w:rPr>
-      </w:r>
-      <w:r>
-        <w:rPr>
-          <w:lang w:val="en_US" w:bidi="en_US"/>
-        </w:rPr>
-      </w:r>
-    </w:p>
-    <w:p>
-      <w:pPr/>
-      <w:r>
-        <w:rPr>
-          <w:lang w:val="en_US" w:bidi="en_US"/>
-        </w:rPr>
+        <w:t xml:space="preserve"> The hands of compassionate women boiled their children; they became food for them in the breaking of the daughter of my people.</w:t>
       </w:r>
     </w:p>
     <w:p>
@@ -4981,25 +2782,7 @@
         <w:rPr>
           <w:lang w:val="en_US" w:bidi="en_US"/>
         </w:rPr>
-        <w:t xml:space="preserve"> Yahweh brought to completion his wrath; he poured out his fierce anger. And he kindled a fire in Zion that consumed her foundations.</w:t>
-      </w:r>
-      <w:r>
-        <w:rPr>
-          <w:lang w:val="en_US" w:bidi="en_US"/>
-        </w:rPr>
-      </w:r>
-      <w:r>
-        <w:rPr>
-          <w:lang w:val="en_US" w:bidi="en_US"/>
-        </w:rPr>
-      </w:r>
-    </w:p>
-    <w:p>
-      <w:pPr/>
-      <w:r>
-        <w:rPr>
-          <w:lang w:val="en_US" w:bidi="en_US"/>
-        </w:rPr>
+        <w:t xml:space="preserve"> Yahweh brought to completion his wrath; he poured out the burning of his nose. And he kindled a fire in Zion, and it consumed her foundations.</w:t>
       </w:r>
     </w:p>
     <w:p>
@@ -5020,25 +2803,7 @@
         <w:rPr>
           <w:lang w:val="en_US" w:bidi="en_US"/>
         </w:rPr>
-        <w:t xml:space="preserve"> The kings of the earth did not believe, nor any of the inhabitants of the world, that the adversary and enemy would enter into the gates of Jerusalem.</w:t>
-      </w:r>
-      <w:r>
-        <w:rPr>
-          <w:lang w:val="en_US" w:bidi="en_US"/>
-        </w:rPr>
-      </w:r>
-      <w:r>
-        <w:rPr>
-          <w:lang w:val="en_US" w:bidi="en_US"/>
-        </w:rPr>
-      </w:r>
-    </w:p>
-    <w:p>
-      <w:pPr/>
-      <w:r>
-        <w:rPr>
-          <w:lang w:val="en_US" w:bidi="en_US"/>
-        </w:rPr>
+        <w:t xml:space="preserve"> The kings of the earth did not believe, nor any of the dwellers of the world, that an adversary and an enemy would enter into the gates of Jerusalem.</w:t>
       </w:r>
     </w:p>
     <w:p>
@@ -5059,25 +2824,7 @@
         <w:rPr>
           <w:lang w:val="en_US" w:bidi="en_US"/>
         </w:rPr>
-        <w:t xml:space="preserve"> The sins of her prophets were more than the iniquities of her priests; they poured out in her midst the blood of the righteous.</w:t>
-      </w:r>
-      <w:r>
-        <w:rPr>
-          <w:lang w:val="en_US" w:bidi="en_US"/>
-        </w:rPr>
-      </w:r>
-      <w:r>
-        <w:rPr>
-          <w:lang w:val="en_US" w:bidi="en_US"/>
-        </w:rPr>
-      </w:r>
-    </w:p>
-    <w:p>
-      <w:pPr/>
-      <w:r>
-        <w:rPr>
-          <w:lang w:val="en_US" w:bidi="en_US"/>
-        </w:rPr>
+        <w:t xml:space="preserve"> Because of the sins of her prophets, the iniquities of her priests, the ones pouring out the blood of the righteous in her midst.</w:t>
       </w:r>
     </w:p>
     <w:p>
@@ -5098,25 +2845,7 @@
         <w:rPr>
           <w:lang w:val="en_US" w:bidi="en_US"/>
         </w:rPr>
-        <w:t xml:space="preserve"> They stumble blind in the streets. They are defiled with blood. There were none able to touch their clothes.</w:t>
-      </w:r>
-      <w:r>
-        <w:rPr>
-          <w:lang w:val="en_US" w:bidi="en_US"/>
-        </w:rPr>
-      </w:r>
-      <w:r>
-        <w:rPr>
-          <w:lang w:val="en_US" w:bidi="en_US"/>
-        </w:rPr>
-      </w:r>
-    </w:p>
-    <w:p>
-      <w:pPr/>
-      <w:r>
-        <w:rPr>
-          <w:lang w:val="en_US" w:bidi="en_US"/>
-        </w:rPr>
+        <w:t xml:space="preserve"> They wandered blind in the streets; they were defiled with blood, so that none were able to touch their garments.</w:t>
       </w:r>
     </w:p>
     <w:p>
@@ -5137,25 +2866,7 @@
         <w:rPr>
           <w:lang w:val="en_US" w:bidi="en_US"/>
         </w:rPr>
-        <w:t xml:space="preserve"> “Away! Unclean!” they shouted at them. “Away! Away! Do not touch!” So they fled, even stumbling. They said among the nations, “They shall not prolong the sojourn.”</w:t>
-      </w:r>
-      <w:r>
-        <w:rPr>
-          <w:lang w:val="en_US" w:bidi="en_US"/>
-        </w:rPr>
-      </w:r>
-      <w:r>
-        <w:rPr>
-          <w:lang w:val="en_US" w:bidi="en_US"/>
-        </w:rPr>
-      </w:r>
-    </w:p>
-    <w:p>
-      <w:pPr/>
-      <w:r>
-        <w:rPr>
-          <w:lang w:val="en_US" w:bidi="en_US"/>
-        </w:rPr>
+        <w:t xml:space="preserve"> “Turn aside! Unclean!” they called to them. “Turn aside! Turn aside! Do not touch!” For they fled, and they also wandered. They said among the nations, “They shall not continue to sojourn.”</w:t>
       </w:r>
     </w:p>
     <w:p>
@@ -5176,25 +2887,7 @@
         <w:rPr>
           <w:lang w:val="en_US" w:bidi="en_US"/>
         </w:rPr>
-        <w:t xml:space="preserve"> The face of Yahweh scattered them; he will not continue to watch over them. The face of the priests will no longer rise up; the elders show no grace.</w:t>
-      </w:r>
-      <w:r>
-        <w:rPr>
-          <w:lang w:val="en_US" w:bidi="en_US"/>
-        </w:rPr>
-      </w:r>
-      <w:r>
-        <w:rPr>
-          <w:lang w:val="en_US" w:bidi="en_US"/>
-        </w:rPr>
-      </w:r>
-    </w:p>
-    <w:p>
-      <w:pPr/>
-      <w:r>
-        <w:rPr>
-          <w:lang w:val="en_US" w:bidi="en_US"/>
-        </w:rPr>
+        <w:t xml:space="preserve"> The face of Yahweh divided them; he will not continue to look at them. The face of the priests they did not lift up, and the elders they did not show grace.</w:t>
       </w:r>
     </w:p>
     <w:p>
@@ -5215,25 +2908,7 @@
         <w:rPr>
           <w:lang w:val="en_US" w:bidi="en_US"/>
         </w:rPr>
-        <w:t xml:space="preserve"> In our waiting, our eyes closed in vain for our helper. In our watchtowers, we looked to the nations. He did not rescue.</w:t>
-      </w:r>
-      <w:r>
-        <w:rPr>
-          <w:lang w:val="en_US" w:bidi="en_US"/>
-        </w:rPr>
-      </w:r>
-      <w:r>
-        <w:rPr>
-          <w:lang w:val="en_US" w:bidi="en_US"/>
-        </w:rPr>
-      </w:r>
-    </w:p>
-    <w:p>
-      <w:pPr/>
-      <w:r>
-        <w:rPr>
-          <w:lang w:val="en_US" w:bidi="en_US"/>
-        </w:rPr>
+        <w:t xml:space="preserve"> Our eyes still ended {looking} for our help—a vapor. In our watching, we watched for a nation {that} does not save.</w:t>
       </w:r>
     </w:p>
     <w:p>
@@ -5254,25 +2929,7 @@
         <w:rPr>
           <w:lang w:val="en_US" w:bidi="en_US"/>
         </w:rPr>
-        <w:t xml:space="preserve"> They tracked our steps, walking in our paths. Our end drew near. Our days were fulfilled, for our end has come.</w:t>
-      </w:r>
-      <w:r>
-        <w:rPr>
-          <w:lang w:val="en_US" w:bidi="en_US"/>
-        </w:rPr>
-      </w:r>
-      <w:r>
-        <w:rPr>
-          <w:lang w:val="en_US" w:bidi="en_US"/>
-        </w:rPr>
-      </w:r>
-    </w:p>
-    <w:p>
-      <w:pPr/>
-      <w:r>
-        <w:rPr>
-          <w:lang w:val="en_US" w:bidi="en_US"/>
-        </w:rPr>
+        <w:t xml:space="preserve"> They hunted our steps from walking in our open places. Our end drew near; our days are full, for our end had come.</w:t>
       </w:r>
     </w:p>
     <w:p>
@@ -5293,25 +2950,7 @@
         <w:rPr>
           <w:lang w:val="en_US" w:bidi="en_US"/>
         </w:rPr>
-        <w:t xml:space="preserve"> Our pursuers became more swift than eagles of heaven. They set us ablaze on the mountains; they lay in wait for us in the wilderness.</w:t>
-      </w:r>
-      <w:r>
-        <w:rPr>
-          <w:lang w:val="en_US" w:bidi="en_US"/>
-        </w:rPr>
-      </w:r>
-      <w:r>
-        <w:rPr>
-          <w:lang w:val="en_US" w:bidi="en_US"/>
-        </w:rPr>
-      </w:r>
-    </w:p>
-    <w:p>
-      <w:pPr/>
-      <w:r>
-        <w:rPr>
-          <w:lang w:val="en_US" w:bidi="en_US"/>
-        </w:rPr>
+        <w:t xml:space="preserve"> Our pursuers were swifter than the eagles of the heavens. On the mountains they chased us; in the wilderness they lay in wait for us.</w:t>
       </w:r>
     </w:p>
     <w:p>
@@ -5332,25 +2971,7 @@
         <w:rPr>
           <w:lang w:val="en_US" w:bidi="en_US"/>
         </w:rPr>
-        <w:t xml:space="preserve"> A breath of our nostrils, Yahweh’s anointed was captured in their pits; of whom we said, “In his shadow, we will live among the nations.”</w:t>
-      </w:r>
-      <w:r>
-        <w:rPr>
-          <w:lang w:val="en_US" w:bidi="en_US"/>
-        </w:rPr>
-      </w:r>
-      <w:r>
-        <w:rPr>
-          <w:lang w:val="en_US" w:bidi="en_US"/>
-        </w:rPr>
-      </w:r>
-    </w:p>
-    <w:p>
-      <w:pPr/>
-      <w:r>
-        <w:rPr>
-          <w:lang w:val="en_US" w:bidi="en_US"/>
-        </w:rPr>
+        <w:t xml:space="preserve"> The breath of our nostrils, the anointed of Yahweh, was captured in their pits, of whom we said, “In his shadow we will live among the nations.”</w:t>
       </w:r>
     </w:p>
     <w:p>
@@ -5371,25 +2992,7 @@
         <w:rPr>
           <w:lang w:val="en_US" w:bidi="en_US"/>
         </w:rPr>
-        <w:t xml:space="preserve"> Rejoice and be glad, O Daughter of Edom, who dwells in the land of Uz. Against you also the cup will pass; you will be drunk and go about naked.</w:t>
-      </w:r>
-      <w:r>
-        <w:rPr>
-          <w:lang w:val="en_US" w:bidi="en_US"/>
-        </w:rPr>
-      </w:r>
-      <w:r>
-        <w:rPr>
-          <w:lang w:val="en_US" w:bidi="en_US"/>
-        </w:rPr>
-      </w:r>
-    </w:p>
-    <w:p>
-      <w:pPr/>
-      <w:r>
-        <w:rPr>
-          <w:lang w:val="en_US" w:bidi="en_US"/>
-        </w:rPr>
+        <w:t xml:space="preserve"> Rejoice and be glad, daughter of Edom, dweller in the land of Uz. Also to you the cup will pass; you will become drunk and will make yourself naked.</w:t>
       </w:r>
     </w:p>
     <w:p>
@@ -5410,25 +3013,7 @@
         <w:rPr>
           <w:lang w:val="en_US" w:bidi="en_US"/>
         </w:rPr>
-        <w:t xml:space="preserve"> O Daughter of Zion, your guilt will finish; he will not extend your exile. He will visit your guilt, O Daughter of Edom; he will uncover your sins.</w:t>
-      </w:r>
-      <w:r>
-        <w:rPr>
-          <w:lang w:val="en_US" w:bidi="en_US"/>
-        </w:rPr>
-      </w:r>
-      <w:r>
-        <w:rPr>
-          <w:lang w:val="en_US" w:bidi="en_US"/>
-        </w:rPr>
-      </w:r>
-    </w:p>
-    <w:p>
-      <w:pPr/>
-      <w:r>
-        <w:rPr>
-          <w:lang w:val="en_US" w:bidi="en_US"/>
-        </w:rPr>
+        <w:t xml:space="preserve"> Your iniquity is complete, daughter of Zion; he will not continue to exile you. He will visit your iniquity, daughter of Edom; he will uncover your sins.</w:t>
       </w:r>
     </w:p>
     <w:p>
@@ -5465,25 +3050,7 @@
         <w:rPr>
           <w:lang w:val="en_US" w:bidi="en_US"/>
         </w:rPr>
-        <w:t xml:space="preserve"> Remember, O Yahweh, what has happened to us; look and see our disgrace.</w:t>
-      </w:r>
-      <w:r>
-        <w:rPr>
-          <w:lang w:val="en_US" w:bidi="en_US"/>
-        </w:rPr>
-      </w:r>
-      <w:r>
-        <w:rPr>
-          <w:lang w:val="en_US" w:bidi="en_US"/>
-        </w:rPr>
-      </w:r>
-    </w:p>
-    <w:p>
-      <w:pPr/>
-      <w:r>
-        <w:rPr>
-          <w:lang w:val="en_US" w:bidi="en_US"/>
-        </w:rPr>
+        <w:t xml:space="preserve"> Remember, Yahweh, what has happened to us; look and see our reproach.</w:t>
       </w:r>
     </w:p>
     <w:p>
@@ -5504,25 +3071,7 @@
         <w:rPr>
           <w:lang w:val="en_US" w:bidi="en_US"/>
         </w:rPr>
-        <w:t xml:space="preserve"> Our inheritance has been turned over to strangers; our houses to foreigners.</w:t>
-      </w:r>
-      <w:r>
-        <w:rPr>
-          <w:lang w:val="en_US" w:bidi="en_US"/>
-        </w:rPr>
-      </w:r>
-      <w:r>
-        <w:rPr>
-          <w:lang w:val="en_US" w:bidi="en_US"/>
-        </w:rPr>
-      </w:r>
-    </w:p>
-    <w:p>
-      <w:pPr/>
-      <w:r>
-        <w:rPr>
-          <w:lang w:val="en_US" w:bidi="en_US"/>
-        </w:rPr>
+        <w:t xml:space="preserve"> Our inheritance has been turned over to strangers, our houses to foreigners.</w:t>
       </w:r>
     </w:p>
     <w:p>
@@ -5543,25 +3092,7 @@
         <w:rPr>
           <w:lang w:val="en_US" w:bidi="en_US"/>
         </w:rPr>
-        <w:t xml:space="preserve"> We have become orphans, there is no father, and our mothers are like widows.</w:t>
-      </w:r>
-      <w:r>
-        <w:rPr>
-          <w:lang w:val="en_US" w:bidi="en_US"/>
-        </w:rPr>
-      </w:r>
-      <w:r>
-        <w:rPr>
-          <w:lang w:val="en_US" w:bidi="en_US"/>
-        </w:rPr>
-      </w:r>
-    </w:p>
-    <w:p>
-      <w:pPr/>
-      <w:r>
-        <w:rPr>
-          <w:lang w:val="en_US" w:bidi="en_US"/>
-        </w:rPr>
+        <w:t xml:space="preserve"> We have become orphans, and there is no father; our mothers {are} like widows.</w:t>
       </w:r>
     </w:p>
     <w:p>
@@ -5582,25 +3113,7 @@
         <w:rPr>
           <w:lang w:val="en_US" w:bidi="en_US"/>
         </w:rPr>
-        <w:t xml:space="preserve"> We drink our water with silver; we bring in our wood with a price.</w:t>
-      </w:r>
-      <w:r>
-        <w:rPr>
-          <w:lang w:val="en_US" w:bidi="en_US"/>
-        </w:rPr>
-      </w:r>
-      <w:r>
-        <w:rPr>
-          <w:lang w:val="en_US" w:bidi="en_US"/>
-        </w:rPr>
-      </w:r>
-    </w:p>
-    <w:p>
-      <w:pPr/>
-      <w:r>
-        <w:rPr>
-          <w:lang w:val="en_US" w:bidi="en_US"/>
-        </w:rPr>
+        <w:t xml:space="preserve"> Our water we drink for silver; our wood comes at a price.</w:t>
       </w:r>
     </w:p>
     <w:p>
@@ -5621,25 +3134,7 @@
         <w:rPr>
           <w:lang w:val="en_US" w:bidi="en_US"/>
         </w:rPr>
-        <w:t xml:space="preserve"> We are pressed on our necks. We toil; there is no rest for us.</w:t>
-      </w:r>
-      <w:r>
-        <w:rPr>
-          <w:lang w:val="en_US" w:bidi="en_US"/>
-        </w:rPr>
-      </w:r>
-      <w:r>
-        <w:rPr>
-          <w:lang w:val="en_US" w:bidi="en_US"/>
-        </w:rPr>
-      </w:r>
-    </w:p>
-    <w:p>
-      <w:pPr/>
-      <w:r>
-        <w:rPr>
-          <w:lang w:val="en_US" w:bidi="en_US"/>
-        </w:rPr>
+        <w:t xml:space="preserve"> We are pursued on our necks; we are weary, and rest is not given to us.</w:t>
       </w:r>
     </w:p>
     <w:p>
@@ -5660,25 +3155,7 @@
         <w:rPr>
           <w:lang w:val="en_US" w:bidi="en_US"/>
         </w:rPr>
-        <w:t xml:space="preserve"> We have given a hand to Egypt, Assyria to satisfy bread.</w:t>
-      </w:r>
-      <w:r>
-        <w:rPr>
-          <w:lang w:val="en_US" w:bidi="en_US"/>
-        </w:rPr>
-      </w:r>
-      <w:r>
-        <w:rPr>
-          <w:lang w:val="en_US" w:bidi="en_US"/>
-        </w:rPr>
-      </w:r>
-    </w:p>
-    <w:p>
-      <w:pPr/>
-      <w:r>
-        <w:rPr>
-          <w:lang w:val="en_US" w:bidi="en_US"/>
-        </w:rPr>
+        <w:t xml:space="preserve"> We have given a hand to Egypt, {to} Assyria, to be satisfied {with} bread.</w:t>
       </w:r>
     </w:p>
     <w:p>
@@ -5699,25 +3176,7 @@
         <w:rPr>
           <w:lang w:val="en_US" w:bidi="en_US"/>
         </w:rPr>
-        <w:t xml:space="preserve"> Our fathers sinned; they are no more. We ourselves bear their iniquities.</w:t>
-      </w:r>
-      <w:r>
-        <w:rPr>
-          <w:lang w:val="en_US" w:bidi="en_US"/>
-        </w:rPr>
-      </w:r>
-      <w:r>
-        <w:rPr>
-          <w:lang w:val="en_US" w:bidi="en_US"/>
-        </w:rPr>
-      </w:r>
-    </w:p>
-    <w:p>
-      <w:pPr/>
-      <w:r>
-        <w:rPr>
-          <w:lang w:val="en_US" w:bidi="en_US"/>
-        </w:rPr>
+        <w:t xml:space="preserve"> Our fathers sinned; they are no more, and we, we bear their iniquities.</w:t>
       </w:r>
     </w:p>
     <w:p>
@@ -5738,25 +3197,7 @@
         <w:rPr>
           <w:lang w:val="en_US" w:bidi="en_US"/>
         </w:rPr>
-        <w:t xml:space="preserve"> Slaves rule over us; there is no one to deliver from their hand.</w:t>
-      </w:r>
-      <w:r>
-        <w:rPr>
-          <w:lang w:val="en_US" w:bidi="en_US"/>
-        </w:rPr>
-      </w:r>
-      <w:r>
-        <w:rPr>
-          <w:lang w:val="en_US" w:bidi="en_US"/>
-        </w:rPr>
-      </w:r>
-    </w:p>
-    <w:p>
-      <w:pPr/>
-      <w:r>
-        <w:rPr>
-          <w:lang w:val="en_US" w:bidi="en_US"/>
-        </w:rPr>
+        <w:t xml:space="preserve"> Servants rule over us; there is no one tearing {us} away from their hand.</w:t>
       </w:r>
     </w:p>
     <w:p>
@@ -5777,25 +3218,7 @@
         <w:rPr>
           <w:lang w:val="en_US" w:bidi="en_US"/>
         </w:rPr>
-        <w:t xml:space="preserve"> We bring in our bread by our lives, from the sword blade of the wilderness.</w:t>
-      </w:r>
-      <w:r>
-        <w:rPr>
-          <w:lang w:val="en_US" w:bidi="en_US"/>
-        </w:rPr>
-      </w:r>
-      <w:r>
-        <w:rPr>
-          <w:lang w:val="en_US" w:bidi="en_US"/>
-        </w:rPr>
-      </w:r>
-    </w:p>
-    <w:p>
-      <w:pPr/>
-      <w:r>
-        <w:rPr>
-          <w:lang w:val="en_US" w:bidi="en_US"/>
-        </w:rPr>
+        <w:t xml:space="preserve"> At our lives we bring in our bread, from the face of the sword of the wilderness.</w:t>
       </w:r>
     </w:p>
     <w:p>
@@ -5816,25 +3239,7 @@
         <w:rPr>
           <w:lang w:val="en_US" w:bidi="en_US"/>
         </w:rPr>
-        <w:t xml:space="preserve"> Our skin grows hot as an oven, from the burning of hunger.</w:t>
-      </w:r>
-      <w:r>
-        <w:rPr>
-          <w:lang w:val="en_US" w:bidi="en_US"/>
-        </w:rPr>
-      </w:r>
-      <w:r>
-        <w:rPr>
-          <w:lang w:val="en_US" w:bidi="en_US"/>
-        </w:rPr>
-      </w:r>
-    </w:p>
-    <w:p>
-      <w:pPr/>
-      <w:r>
-        <w:rPr>
-          <w:lang w:val="en_US" w:bidi="en_US"/>
-        </w:rPr>
+        <w:t xml:space="preserve"> Our skin grows hot like an oven, from the face of the burning heat of famine.</w:t>
       </w:r>
     </w:p>
     <w:p>
@@ -5855,25 +3260,7 @@
         <w:rPr>
           <w:lang w:val="en_US" w:bidi="en_US"/>
         </w:rPr>
-        <w:t xml:space="preserve"> Women are raped in Zion; virgins in the cities of Judah.</w:t>
-      </w:r>
-      <w:r>
-        <w:rPr>
-          <w:lang w:val="en_US" w:bidi="en_US"/>
-        </w:rPr>
-      </w:r>
-      <w:r>
-        <w:rPr>
-          <w:lang w:val="en_US" w:bidi="en_US"/>
-        </w:rPr>
-      </w:r>
-    </w:p>
-    <w:p>
-      <w:pPr/>
-      <w:r>
-        <w:rPr>
-          <w:lang w:val="en_US" w:bidi="en_US"/>
-        </w:rPr>
+        <w:t xml:space="preserve"> They violate women in Zion, virgins in the cities of Judah.</w:t>
       </w:r>
     </w:p>
     <w:p>
@@ -5894,25 +3281,7 @@
         <w:rPr>
           <w:lang w:val="en_US" w:bidi="en_US"/>
         </w:rPr>
-        <w:t xml:space="preserve"> Princes are hung by their hands; they show no honor to the face of elders.</w:t>
-      </w:r>
-      <w:r>
-        <w:rPr>
-          <w:lang w:val="en_US" w:bidi="en_US"/>
-        </w:rPr>
-      </w:r>
-      <w:r>
-        <w:rPr>
-          <w:lang w:val="en_US" w:bidi="en_US"/>
-        </w:rPr>
-      </w:r>
-    </w:p>
-    <w:p>
-      <w:pPr/>
-      <w:r>
-        <w:rPr>
-          <w:lang w:val="en_US" w:bidi="en_US"/>
-        </w:rPr>
+        <w:t xml:space="preserve"> Princes are hung by their hands; the faces of elders are not honored.</w:t>
       </w:r>
     </w:p>
     <w:p>
@@ -5933,25 +3302,7 @@
         <w:rPr>
           <w:lang w:val="en_US" w:bidi="en_US"/>
         </w:rPr>
-        <w:t xml:space="preserve"> Young men lift the grind stone and boys stagger with wood.</w:t>
-      </w:r>
-      <w:r>
-        <w:rPr>
-          <w:lang w:val="en_US" w:bidi="en_US"/>
-        </w:rPr>
-      </w:r>
-      <w:r>
-        <w:rPr>
-          <w:lang w:val="en_US" w:bidi="en_US"/>
-        </w:rPr>
-      </w:r>
-    </w:p>
-    <w:p>
-      <w:pPr/>
-      <w:r>
-        <w:rPr>
-          <w:lang w:val="en_US" w:bidi="en_US"/>
-        </w:rPr>
+        <w:t xml:space="preserve"> Young men carry a grinding stone, and boys stumble under wood.</w:t>
       </w:r>
     </w:p>
     <w:p>
@@ -5972,25 +3323,7 @@
         <w:rPr>
           <w:lang w:val="en_US" w:bidi="en_US"/>
         </w:rPr>
-        <w:t xml:space="preserve"> The elders cease from the gate, the young men from their songs.</w:t>
-      </w:r>
-      <w:r>
-        <w:rPr>
-          <w:lang w:val="en_US" w:bidi="en_US"/>
-        </w:rPr>
-      </w:r>
-      <w:r>
-        <w:rPr>
-          <w:lang w:val="en_US" w:bidi="en_US"/>
-        </w:rPr>
-      </w:r>
-    </w:p>
-    <w:p>
-      <w:pPr/>
-      <w:r>
-        <w:rPr>
-          <w:lang w:val="en_US" w:bidi="en_US"/>
-        </w:rPr>
+        <w:t xml:space="preserve"> Elders have ceased from the gate, young men from their music.</w:t>
       </w:r>
     </w:p>
     <w:p>
@@ -6011,25 +3344,7 @@
         <w:rPr>
           <w:lang w:val="en_US" w:bidi="en_US"/>
         </w:rPr>
-        <w:t xml:space="preserve"> Our hearts cease from joy; our dancing has turned to mourning.</w:t>
-      </w:r>
-      <w:r>
-        <w:rPr>
-          <w:lang w:val="en_US" w:bidi="en_US"/>
-        </w:rPr>
-      </w:r>
-      <w:r>
-        <w:rPr>
-          <w:lang w:val="en_US" w:bidi="en_US"/>
-        </w:rPr>
-      </w:r>
-    </w:p>
-    <w:p>
-      <w:pPr/>
-      <w:r>
-        <w:rPr>
-          <w:lang w:val="en_US" w:bidi="en_US"/>
-        </w:rPr>
+        <w:t xml:space="preserve"> The joy of our heart has ceased; our dancing has turned to mourning.</w:t>
       </w:r>
     </w:p>
     <w:p>
@@ -6050,25 +3365,7 @@
         <w:rPr>
           <w:lang w:val="en_US" w:bidi="en_US"/>
         </w:rPr>
-        <w:t xml:space="preserve"> The crown of our head has fallen. Woe to us, for we have sinned!</w:t>
-      </w:r>
-      <w:r>
-        <w:rPr>
-          <w:lang w:val="en_US" w:bidi="en_US"/>
-        </w:rPr>
-      </w:r>
-      <w:r>
-        <w:rPr>
-          <w:lang w:val="en_US" w:bidi="en_US"/>
-        </w:rPr>
-      </w:r>
-    </w:p>
-    <w:p>
-      <w:pPr/>
-      <w:r>
-        <w:rPr>
-          <w:lang w:val="en_US" w:bidi="en_US"/>
-        </w:rPr>
+        <w:t xml:space="preserve"> The crown of our head has fallen. Woe now to us, for we have sinned!</w:t>
       </w:r>
     </w:p>
     <w:p>
@@ -6089,25 +3386,7 @@
         <w:rPr>
           <w:lang w:val="en_US" w:bidi="en_US"/>
         </w:rPr>
-        <w:t xml:space="preserve"> On account of this, our hearts have become sick; on account of these things, our eyes grow dim.</w:t>
-      </w:r>
-      <w:r>
-        <w:rPr>
-          <w:lang w:val="en_US" w:bidi="en_US"/>
-        </w:rPr>
-      </w:r>
-      <w:r>
-        <w:rPr>
-          <w:lang w:val="en_US" w:bidi="en_US"/>
-        </w:rPr>
-      </w:r>
-    </w:p>
-    <w:p>
-      <w:pPr/>
-      <w:r>
-        <w:rPr>
-          <w:lang w:val="en_US" w:bidi="en_US"/>
-        </w:rPr>
+        <w:t xml:space="preserve"> On account of this, our heart has become sick; on account of these things, our eyes have grown dim.</w:t>
       </w:r>
     </w:p>
     <w:p>
@@ -6128,25 +3407,7 @@
         <w:rPr>
           <w:lang w:val="en_US" w:bidi="en_US"/>
         </w:rPr>
-        <w:t xml:space="preserve"> On account of Mount Zion, which is desolate, jackals tread over it.</w:t>
-      </w:r>
-      <w:r>
-        <w:rPr>
-          <w:lang w:val="en_US" w:bidi="en_US"/>
-        </w:rPr>
-      </w:r>
-      <w:r>
-        <w:rPr>
-          <w:lang w:val="en_US" w:bidi="en_US"/>
-        </w:rPr>
-      </w:r>
-    </w:p>
-    <w:p>
-      <w:pPr/>
-      <w:r>
-        <w:rPr>
-          <w:lang w:val="en_US" w:bidi="en_US"/>
-        </w:rPr>
+        <w:t xml:space="preserve"> On account of Mount Zion, which is desolate, foxes walk on it.</w:t>
       </w:r>
     </w:p>
     <w:p>
@@ -6167,25 +3428,7 @@
         <w:rPr>
           <w:lang w:val="en_US" w:bidi="en_US"/>
         </w:rPr>
-        <w:t xml:space="preserve"> You, O Yahweh, are forever. You will sit upon your throne from generation to generation.</w:t>
-      </w:r>
-      <w:r>
-        <w:rPr>
-          <w:lang w:val="en_US" w:bidi="en_US"/>
-        </w:rPr>
-      </w:r>
-      <w:r>
-        <w:rPr>
-          <w:lang w:val="en_US" w:bidi="en_US"/>
-        </w:rPr>
-      </w:r>
-    </w:p>
-    <w:p>
-      <w:pPr/>
-      <w:r>
-        <w:rPr>
-          <w:lang w:val="en_US" w:bidi="en_US"/>
-        </w:rPr>
+        <w:t xml:space="preserve"> You, Yahweh, sit forever; your throne {is} to generation and generation.</w:t>
       </w:r>
     </w:p>
     <w:p>
@@ -6206,25 +3449,7 @@
         <w:rPr>
           <w:lang w:val="en_US" w:bidi="en_US"/>
         </w:rPr>
-        <w:t xml:space="preserve"> Why do you forget us for so long? You forsake us for many days?</w:t>
-      </w:r>
-      <w:r>
-        <w:rPr>
-          <w:lang w:val="en_US" w:bidi="en_US"/>
-        </w:rPr>
-      </w:r>
-      <w:r>
-        <w:rPr>
-          <w:lang w:val="en_US" w:bidi="en_US"/>
-        </w:rPr>
-      </w:r>
-    </w:p>
-    <w:p>
-      <w:pPr/>
-      <w:r>
-        <w:rPr>
-          <w:lang w:val="en_US" w:bidi="en_US"/>
-        </w:rPr>
+        <w:t xml:space="preserve"> Why do you forget us forever, {why} do you forsake us for the length of days?</w:t>
       </w:r>
     </w:p>
     <w:p>
@@ -6245,25 +3470,7 @@
         <w:rPr>
           <w:lang w:val="en_US" w:bidi="en_US"/>
         </w:rPr>
-        <w:t xml:space="preserve"> Return us to yourself, O Yahweh, and we will be restored. Renew our days as long ago—</w:t>
-      </w:r>
-      <w:r>
-        <w:rPr>
-          <w:lang w:val="en_US" w:bidi="en_US"/>
-        </w:rPr>
-      </w:r>
-      <w:r>
-        <w:rPr>
-          <w:lang w:val="en_US" w:bidi="en_US"/>
-        </w:rPr>
-      </w:r>
-    </w:p>
-    <w:p>
-      <w:pPr/>
-      <w:r>
-        <w:rPr>
-          <w:lang w:val="en_US" w:bidi="en_US"/>
-        </w:rPr>
+        <w:t xml:space="preserve"> Return us to yourself, Yahweh, and let us return; renew our days as of old.</w:t>
       </w:r>
     </w:p>
     <w:p>
@@ -6284,17 +3491,7 @@
         <w:rPr>
           <w:lang w:val="en_US" w:bidi="en_US"/>
         </w:rPr>
-        <w:t xml:space="preserve"> unless you have utterly rejected us, are angry with us beyond measure.</w:t>
-      </w:r>
-      <w:r>
-        <w:rPr>
-          <w:lang w:val="en_US" w:bidi="en_US"/>
-        </w:rPr>
-      </w:r>
-      <w:r>
-        <w:rPr>
-          <w:lang w:val="en_US" w:bidi="en_US"/>
-        </w:rPr>
+        <w:t xml:space="preserve"> For have you rejecting, rejected us? Have you been angry against us beyond measure?</w:t>
       </w:r>
     </w:p>
     <w:sectPr>

--- a/eng/docx/25.content.docx
+++ b/eng/docx/25.content.docx
@@ -19,7 +19,7 @@
         <w:rPr>
           <w:lang w:val="en_US" w:bidi="en_US"/>
         </w:rPr>
-        <w:t>Resource: unfoldingWord Literal</w:t>
+        <w:t>Resource: unfoldingWord Literal Text</w:t>
       </w:r>
       <w:r>
         <w:rPr>
@@ -39,13 +39,13 @@
           <w:b/>
           <w:lang w:val="en_US" w:bidi="en_US"/>
         </w:rPr>
-        <w:t>unfoldingWord Literal</w:t>
-      </w:r>
-      <w:r>
-        <w:rPr>
-          <w:lang w:val="en_US" w:bidi="en_US"/>
-        </w:rPr>
-        <w:t xml:space="preserve"> © 2022 </w:t>
+        <w:t>unfoldingWord Literal Text</w:t>
+      </w:r>
+      <w:r>
+        <w:rPr>
+          <w:lang w:val="en_US" w:bidi="en_US"/>
+        </w:rPr>
+        <w:t xml:space="preserve"> © 2026 </w:t>
       </w:r>
       <w:hyperlink r:id="rId13">
         <w:r>
@@ -74,7 +74,7 @@
             <w:color w:val="0000EE"/>
             <w:u w:val="single"/>
           </w:rPr>
-          <w:t>CC BY-SA 4.0 license</w:t>
+          <w:t>CC BY-SA 4.0</w:t>
         </w:r>
       </w:hyperlink>
       <w:r>
@@ -102,7 +102,7 @@
         <w:rPr>
           <w:lang w:val="en_US" w:bidi="en_US"/>
         </w:rPr>
-        <w:t>unfoldingWord Literal</w:t>
+        <w:t>unfoldingWord Literal Text</w:t>
       </w:r>
     </w:p>
     <w:p>
